--- a/flow/20230914_vu_template/drafts/2024-10-g/06-НД-Гл.3-ап. Томи.docx
+++ b/flow/20230914_vu_template/drafts/2024-10-g/06-НД-Гл.3-ап. Томи.docx
@@ -407,95 +407,68 @@
     </w:p>
     <w:p>
       <w:pPr>
-        <w:spacing w:after="120" w:lineRule="auto"/>
-        <w:rPr>
-          <w:rFonts w:ascii="Times New Roman" w:cs="Times New Roman" w:eastAsia="Times New Roman" w:hAnsi="Times New Roman"/>
-        </w:rPr>
-      </w:pPr>
-      <w:r>
-        <w:rPr>
-          <w:rFonts w:ascii="Times New Roman" w:cs="Times New Roman" w:eastAsia="Times New Roman" w:hAnsi="Times New Roman"/>
-          <w:i w:val="1"/>
-          <w:color w:val="ff0000"/>
-          <w:sz w:val="24"/>
-          <w:szCs w:val="24"/>
-          <w:rtl w:val="0"/>
-        </w:rPr>
-        <w:t xml:space="preserve">Вірні:</w:t>
-      </w:r>
-      <w:r>
-        <w:rPr>
-          <w:rFonts w:ascii="Times New Roman" w:cs="Times New Roman" w:eastAsia="Times New Roman" w:hAnsi="Times New Roman"/>
-          <w:color w:val="ff0000"/>
-          <w:sz w:val="24"/>
-          <w:szCs w:val="24"/>
-          <w:rtl w:val="0"/>
+        <w:pStyle w:val="Normal"/>
+        <w:spacing w:after="120"/>
+      </w:pPr>
+      <w:r>
+        <w:rPr>
+          <w:rFonts w:ascii="Times New Roman" w:hAnsi="Times New Roman"/>
+          <w:i/>
+          <w:color w:val="FF0000"/>
+          <w:sz w:val="24"/>
+        </w:rPr>
+        <w:t>Вірні:</w:t>
+      </w:r>
+      <w:r>
+        <w:rPr>
+          <w:rFonts w:ascii="Times New Roman" w:hAnsi="Times New Roman"/>
+          <w:color w:val="FF0000"/>
+          <w:sz w:val="24"/>
         </w:rPr>
         <w:t xml:space="preserve"> </w:t>
       </w:r>
       <w:r>
         <w:rPr>
-          <w:rFonts w:ascii="Times New Roman" w:cs="Times New Roman" w:eastAsia="Times New Roman" w:hAnsi="Times New Roman"/>
-          <w:sz w:val="24"/>
-          <w:szCs w:val="24"/>
-          <w:rtl w:val="0"/>
-        </w:rPr>
-        <w:t xml:space="preserve">Амінь. Господи, помилуй</w:t>
-      </w:r>
-      <w:r>
-        <w:rPr>
-          <w:rFonts w:ascii="Times New Roman" w:cs="Times New Roman" w:eastAsia="Times New Roman" w:hAnsi="Times New Roman"/>
-          <w:i w:val="1"/>
-          <w:sz w:val="24"/>
-          <w:szCs w:val="24"/>
-          <w:rtl w:val="0"/>
-        </w:rPr>
-        <w:t xml:space="preserve">.</w:t>
-      </w:r>
-      <w:r>
-        <w:rPr>
-          <w:rFonts w:ascii="Times New Roman" w:cs="Times New Roman" w:eastAsia="Times New Roman" w:hAnsi="Times New Roman"/>
-          <w:sz w:val="24"/>
-          <w:szCs w:val="24"/>
-          <w:rtl w:val="0"/>
-        </w:rPr>
-        <w:t xml:space="preserve"> </w:t>
-      </w:r>
-      <w:r>
-        <w:rPr>
-          <w:rFonts w:ascii="Times New Roman" w:cs="Times New Roman" w:eastAsia="Times New Roman" w:hAnsi="Times New Roman"/>
-          <w:i w:val="1"/>
-          <w:color w:val="ff0000"/>
-          <w:sz w:val="24"/>
-          <w:szCs w:val="24"/>
-          <w:rtl w:val="0"/>
-        </w:rPr>
-        <w:t xml:space="preserve">(12 р.)</w:t>
-      </w:r>
-      <w:r>
-        <w:rPr>
-          <w:rtl w:val="0"/>
-        </w:rPr>
-      </w:r>
-    </w:p>
-    <w:p>
-      <w:pPr>
-        <w:spacing w:after="120" w:lineRule="auto"/>
-        <w:jc w:val="both"/>
-        <w:rPr>
-          <w:rFonts w:ascii="Times New Roman" w:cs="Times New Roman" w:eastAsia="Times New Roman" w:hAnsi="Times New Roman"/>
-          <w:sz w:val="24"/>
-          <w:szCs w:val="24"/>
-        </w:rPr>
-      </w:pPr>
-      <w:r>
-        <w:rPr>
-          <w:rFonts w:ascii="Times New Roman" w:cs="Times New Roman" w:eastAsia="Times New Roman" w:hAnsi="Times New Roman"/>
-          <w:sz w:val="24"/>
-          <w:szCs w:val="24"/>
-          <w:rtl w:val="0"/>
-        </w:rPr>
-        <w:t xml:space="preserve">Слава Отцю, і Сину, і Святому Духові:* І нині і повсякчас, і на віки віків. Амінь.</w:t>
+          <w:rFonts w:ascii="Times New Roman" w:hAnsi="Times New Roman"/>
+          <w:sz w:val="24"/>
+        </w:rPr>
+        <w:t xml:space="preserve">Амі́нь. Го́споди, поми́луй. </w:t>
+      </w:r>
+      <w:r>
+        <w:rPr>
+          <w:rFonts w:ascii="Times New Roman" w:hAnsi="Times New Roman"/>
+          <w:i/>
+          <w:color w:val="FF0000"/>
+          <w:sz w:val="24"/>
+        </w:rPr>
+        <w:t>(12 р.)</w:t>
+      </w:r>
+    </w:p>
+    <w:p>
+      <w:pPr>
+        <w:pStyle w:val="Normal"/>
+        <w:spacing w:after="120"/>
+      </w:pPr>
+      <w:r>
+        <w:rPr>
+          <w:rFonts w:ascii="Times New Roman" w:hAnsi="Times New Roman"/>
+          <w:sz w:val="24"/>
+        </w:rPr>
+        <w:t>Сла́ва Отцю́, і Си́ну, і Свято́му Ду́хові,</w:t>
+      </w:r>
+      <w:r>
+        <w:rPr>
+          <w:rFonts w:ascii="Times New Roman" w:hAnsi="Times New Roman"/>
+          <w:sz w:val="24"/>
+        </w:rPr>
+        <w:t>*</w:t>
+      </w:r>
+      <w:r>
+        <w:rPr>
+          <w:rFonts w:ascii="Times New Roman" w:hAnsi="Times New Roman"/>
+          <w:sz w:val="24"/>
+        </w:rPr>
+        <w:t xml:space="preserve"> і ни́ні, і повсякча́с, і на ві́ки вікі́в. Амі́нь.</w:t>
       </w:r>
     </w:p>
     <w:p>
@@ -1590,7 +1563,7 @@
           <w:szCs w:val="24"/>
           <w:rtl w:val="0"/>
         </w:rPr>
-        <w:t xml:space="preserve"> Господи, Боже наш! Згадай нас грішних і недостойних слуг твоїх, коли призиваємо святе ім'я твоє, і не осороми нас, коли очікуємо милости твоєї, але вислухай, Господи, усі наші спасенні прохання, і вчини нас достойними любити і боятися тебе від усього серця нашого і творити в усьому волю твою. Бо ти є добрий і чоловіколюбний Бог, і тобі славу віддаємо: Отцю, і Сину, і Святому Духові, нині і повсякчас, і на віки віків. Амінь.</w:t>
+        <w:t xml:space="preserve"> Господи, Боже наш! Згадай нас грішних і недостойних слуг твоїх, коли призиваємо святе ім'я твоє, і не осороми нас, коли очікуємо милости твоєї, але вислухай, Господи, усі наші спасенні прохання, і вчини нас достойними любити і боятися тебе від усього серця нашого і творити в усьому волю твою. Бо ти є добрий і людинолюбний Бог, і тобі славу віддаємо: Отцю, і Сину, і Святому Духові, нині і повсякчас, і на віки віків. Амінь.</w:t>
       </w:r>
     </w:p>
     <w:p>
@@ -1650,7 +1623,7 @@
           <w:szCs w:val="24"/>
           <w:rtl w:val="0"/>
         </w:rPr>
-        <w:t xml:space="preserve"> Благословенний ти, Господи Боже, Вседержителю, що знаєш думки людські, що відаєш те, чого ми потребуємо, і багато більше, ніж ми просимо, або розуміємо. Самий ти, чоловіколюбний Царю, у всьому добрий, задовольни нас багатством твоїх ласк, щоб ми непостидною совістю призивали святе ім'я твоє; і не введи нас у спокусу, але визволь нас від злого, і провидінням твоїм дай нам усе корисне. Бо тобі належить усяка слава, честь і поклоніння: Отцю, і Сину, і Святому Духові, нині і повсякчас, і на віки віків. Амінь.</w:t>
+        <w:t xml:space="preserve"> Благословенний ти, Господи Боже, Вседержителю, що знаєш думки людські, що відаєш те, чого ми потребуємо, і багато більше, ніж ми просимо, або розуміємо. Самий ти, людинолюбний Царю, у всьому добрий, задовольни нас багатством твоїх ласк, щоб ми непостидною совістю призивали святе ім'я твоє; і не введи нас у спокусу, але визволь нас від злого, і провидінням твоїм дай нам усе корисне. Бо тобі належить усяка слава, честь і поклоніння: Отцю, і Сину, і Святому Духові, нині і повсякчас, і на віки віків. Амінь.</w:t>
       </w:r>
     </w:p>
     <w:p>
@@ -1717,7 +1690,7 @@
           <w:szCs w:val="24"/>
           <w:rtl w:val="0"/>
         </w:rPr>
-        <w:t xml:space="preserve"> Боже великий і дивний, що несказанною добрістю і багатим промислом усім управляєш, і дав нам земні добра й запевнив нам обіцяне царство уділеними ласками впродовж цього дня, остерігши нас від усякого лиха! Дай нам і решту непорочно докінчити перед святою твоєю славою і величати тебе одного і доброго, і чоловіколюбного Бога нашого. Бо ти Бог наш і тобі славу віддаємо: Отцю, і Сину, і Святому Духові, нині і повсякчас, і на віки віків. Амінь.</w:t>
+        <w:t xml:space="preserve"> Боже великий і дивний, що несказанною добрістю і багатим промислом усім управляєш, і дав нам земні добра й запевнив нам обіцяне царство уділеними ласками впродовж цього дня, остерігши нас від усякого лиха! Дай нам і решту непорочно докінчити перед святою твоєю славою і величати тебе одного і доброго, і людинолюбного Бога нашого. Бо ти Бог наш і тобі славу віддаємо: Отцю, і Сину, і Святому Духові, нині і повсякчас, і на віки віків. Амінь.</w:t>
       </w:r>
     </w:p>
     <w:p>
@@ -1747,7 +1720,7 @@
           <w:szCs w:val="24"/>
           <w:rtl w:val="0"/>
         </w:rPr>
-        <w:t xml:space="preserve"> Боже великий і вишній, в тебе одного є безсмертність і в світлі живеш недоступнім. Ти все створіння мудро створив, відокремив світло від темряви і сонце поклав, щоб правити днем, а місяць і зорі, щоб володіли ніччю, нас же грішних вчинив достойними і в теперішню годину стати перед твоїм обличчям, щоб тебе визнавати і принести тобі вечірнє славослов'я. Направ, Чоловіколюбче, молитву нашу, немов кадило, перед тобою і прийми її, як благовонний запах. Дай нам мирний цей вечір і близьку вже ніч; зодягни нас у броню світла; визволь нас від нічного страху і всякої речі, що в темряві з'являється, і дай сон, що його ти дарував на відпочинок нашій немічності, вільний від усякого маріння диявольського. Владико, давче добра, хай і на нашій постелі, бувши тобі милими, згадуємо вночі твоє ім'я і, просвічувані навчанням твоїх заповідей, встанемо в душевній радості до звеличування твоєї доброти, приносячи твоєму милосердю молитви і моління, за наші і всіх твоїх людей провини. Відвідай їх задля молитов святої Богородиці. Бо ти є добрий і чоловіколюбний Бог, і тобі віддаємо славу: Отцю, і Сину, і Святому Духові, нині і повсякчас, і на віки віків. Амінь.</w:t>
+        <w:t xml:space="preserve"> Боже великий і вишній, в тебе одного є безсмертність і в світлі живеш недоступнім. Ти все створіння мудро створив, відокремив світло від темряви і сонце поклав, щоб правити днем, а місяць і зорі, щоб володіли ніччю, нас же грішних вчинив достойними і в теперішню годину стати перед твоїм обличчям, щоб тебе визнавати і принести тобі вечірнє славослов'я. Направ, Людинолюбче, молитву нашу, немов кадило, перед тобою і прийми її, як благовонний запах. Дай нам мирний цей вечір і близьку вже ніч; зодягни нас у броню світла; визволь нас від нічного страху і всякої речі, що в темряві з'являється, і дай сон, що його ти дарував на відпочинок нашій немічності, вільний від усякого маріння диявольського. Владико, давче добра, хай і на нашій постелі, бувши тобі милими, згадуємо вночі твоє ім'я і, просвічувані навчанням твоїх заповідей, встанемо в душевній радості до звеличування твоєї доброти, приносячи твоєму милосердю молитви і моління, за наші і всіх твоїх людей провини. Відвідай їх задля молитов святої Богородиці. Бо ти є добрий і людинолюбний Бог, і тобі віддаємо славу: Отцю, і Сину, і Святому Духові, нині і повсякчас, і на віки віків. Амінь.</w:t>
       </w:r>
     </w:p>
     <w:p>
@@ -4950,45 +4923,257 @@
     </w:p>
     <w:p>
       <w:pPr>
-        <w:spacing w:after="120" w:lineRule="auto"/>
-        <w:jc w:val="both"/>
-        <w:rPr>
-          <w:rFonts w:ascii="Times New Roman" w:cs="Times New Roman" w:eastAsia="Times New Roman" w:hAnsi="Times New Roman"/>
-          <w:sz w:val="24"/>
-          <w:szCs w:val="24"/>
+        <w:pStyle w:val="Normal"/>
+        <w:spacing w:after="120"/>
+      </w:pPr>
+      <w:r>
+        <w:rPr>
+          <w:rFonts w:ascii="Times New Roman" w:hAnsi="Times New Roman"/>
+          <w:i/>
+          <w:color w:val="FF0000"/>
+          <w:sz w:val="24"/>
+        </w:rPr>
+        <w:t>Стих:</w:t>
+      </w:r>
+      <w:r>
+        <w:rPr>
+          <w:rFonts w:ascii="Times New Roman" w:hAnsi="Times New Roman"/>
+          <w:i/>
+          <w:sz w:val="24"/>
+        </w:rPr>
+        <w:t xml:space="preserve"> </w:t>
+      </w:r>
+      <w:r>
+        <w:rPr>
+          <w:rFonts w:ascii="Times New Roman" w:hAnsi="Times New Roman"/>
+          <w:sz w:val="24"/>
           <w:u w:val="single"/>
         </w:rPr>
-      </w:pPr>
-      <w:r>
-        <w:rPr>
-          <w:rFonts w:ascii="Times New Roman" w:cs="Times New Roman" w:eastAsia="Times New Roman" w:hAnsi="Times New Roman"/>
-          <w:i w:val="1"/>
-          <w:color w:val="ff0000"/>
-          <w:sz w:val="24"/>
-          <w:szCs w:val="24"/>
-          <w:rtl w:val="0"/>
-        </w:rPr>
-        <w:t xml:space="preserve">Стих:</w:t>
-      </w:r>
-      <w:r>
-        <w:rPr>
-          <w:rFonts w:ascii="Times New Roman" w:cs="Times New Roman" w:eastAsia="Times New Roman" w:hAnsi="Times New Roman"/>
-          <w:i w:val="1"/>
-          <w:sz w:val="24"/>
-          <w:szCs w:val="24"/>
-          <w:rtl w:val="0"/>
+        <w:t>Коли́</w:t>
+      </w:r>
+      <w:r>
+        <w:rPr>
+          <w:rFonts w:ascii="Times New Roman" w:hAnsi="Times New Roman"/>
+          <w:sz w:val="24"/>
+          <w:u w:val="single"/>
         </w:rPr>
         <w:t xml:space="preserve"> </w:t>
       </w:r>
       <w:r>
         <w:rPr>
-          <w:rFonts w:ascii="Times New Roman" w:cs="Times New Roman" w:eastAsia="Times New Roman" w:hAnsi="Times New Roman"/>
-          <w:sz w:val="24"/>
-          <w:szCs w:val="24"/>
+          <w:rFonts w:ascii="Times New Roman" w:hAnsi="Times New Roman"/>
+          <w:sz w:val="24"/>
           <w:u w:val="single"/>
-          <w:rtl w:val="0"/>
-        </w:rPr>
-        <w:t xml:space="preserve">Коли ти, Господи, зважатимеш на беззаконня,* то хто встоїться, Господи, та в тебе є прощення.</w:t>
+        </w:rPr>
+        <w:t>Ти,</w:t>
+      </w:r>
+      <w:r>
+        <w:rPr>
+          <w:rFonts w:ascii="Times New Roman" w:hAnsi="Times New Roman"/>
+          <w:sz w:val="24"/>
+          <w:u w:val="single"/>
+        </w:rPr>
+        <w:t xml:space="preserve"> </w:t>
+      </w:r>
+      <w:r>
+        <w:rPr>
+          <w:rFonts w:ascii="Times New Roman" w:hAnsi="Times New Roman"/>
+          <w:sz w:val="24"/>
+          <w:u w:val="single"/>
+        </w:rPr>
+        <w:t>Го́споди,</w:t>
+      </w:r>
+      <w:r>
+        <w:rPr>
+          <w:rFonts w:ascii="Times New Roman" w:hAnsi="Times New Roman"/>
+          <w:sz w:val="24"/>
+          <w:u w:val="single"/>
+        </w:rPr>
+        <w:t xml:space="preserve"> </w:t>
+      </w:r>
+      <w:r>
+        <w:rPr>
+          <w:rFonts w:ascii="Times New Roman" w:hAnsi="Times New Roman"/>
+          <w:sz w:val="24"/>
+          <w:u w:val="single"/>
+        </w:rPr>
+        <w:t>зважа́тимеш</w:t>
+      </w:r>
+      <w:r>
+        <w:rPr>
+          <w:rFonts w:ascii="Times New Roman" w:hAnsi="Times New Roman"/>
+          <w:sz w:val="24"/>
+          <w:u w:val="single"/>
+        </w:rPr>
+        <w:t xml:space="preserve"> </w:t>
+      </w:r>
+      <w:r>
+        <w:rPr>
+          <w:rFonts w:ascii="Times New Roman" w:hAnsi="Times New Roman"/>
+          <w:sz w:val="24"/>
+          <w:u w:val="single"/>
+        </w:rPr>
+        <w:t>на</w:t>
+      </w:r>
+      <w:r>
+        <w:rPr>
+          <w:rFonts w:ascii="Times New Roman" w:hAnsi="Times New Roman"/>
+          <w:sz w:val="24"/>
+          <w:u w:val="single"/>
+        </w:rPr>
+        <w:t xml:space="preserve"> </w:t>
+      </w:r>
+      <w:r>
+        <w:rPr>
+          <w:rFonts w:ascii="Times New Roman" w:hAnsi="Times New Roman"/>
+          <w:sz w:val="24"/>
+          <w:u w:val="single"/>
+        </w:rPr>
+        <w:t>беззако́ння,</w:t>
+      </w:r>
+      <w:r>
+        <w:rPr>
+          <w:rFonts w:ascii="Times New Roman" w:hAnsi="Times New Roman"/>
+          <w:sz w:val="24"/>
+          <w:u w:val="single"/>
+        </w:rPr>
+        <w:t xml:space="preserve"> </w:t>
+      </w:r>
+      <w:r>
+        <w:rPr>
+          <w:rFonts w:ascii="Times New Roman" w:hAnsi="Times New Roman"/>
+          <w:sz w:val="24"/>
+          <w:u w:val="single"/>
+        </w:rPr>
+        <w:t>то</w:t>
+      </w:r>
+      <w:r>
+        <w:rPr>
+          <w:rFonts w:ascii="Times New Roman" w:hAnsi="Times New Roman"/>
+          <w:sz w:val="24"/>
+          <w:u w:val="single"/>
+        </w:rPr>
+        <w:t xml:space="preserve"> </w:t>
+      </w:r>
+      <w:r>
+        <w:rPr>
+          <w:rFonts w:ascii="Times New Roman" w:hAnsi="Times New Roman"/>
+          <w:sz w:val="24"/>
+          <w:u w:val="single"/>
+        </w:rPr>
+        <w:t>хто</w:t>
+      </w:r>
+      <w:r>
+        <w:rPr>
+          <w:rFonts w:ascii="Times New Roman" w:hAnsi="Times New Roman"/>
+          <w:sz w:val="24"/>
+          <w:u w:val="single"/>
+        </w:rPr>
+        <w:t xml:space="preserve"> </w:t>
+      </w:r>
+      <w:r>
+        <w:rPr>
+          <w:rFonts w:ascii="Times New Roman" w:hAnsi="Times New Roman"/>
+          <w:sz w:val="24"/>
+          <w:u w:val="single"/>
+        </w:rPr>
+        <w:t>всто́їться,</w:t>
+      </w:r>
+      <w:r>
+        <w:rPr>
+          <w:rFonts w:ascii="Times New Roman" w:hAnsi="Times New Roman"/>
+          <w:sz w:val="24"/>
+          <w:u w:val="single"/>
+        </w:rPr>
+        <w:t xml:space="preserve"> </w:t>
+      </w:r>
+      <w:r>
+        <w:rPr>
+          <w:rFonts w:ascii="Times New Roman" w:hAnsi="Times New Roman"/>
+          <w:sz w:val="24"/>
+          <w:u w:val="single"/>
+        </w:rPr>
+        <w:t>Го́споди.*</w:t>
+      </w:r>
+      <w:r>
+        <w:rPr>
+          <w:rFonts w:ascii="Times New Roman" w:hAnsi="Times New Roman"/>
+          <w:sz w:val="24"/>
+          <w:u w:val="single"/>
+        </w:rPr>
+        <w:t xml:space="preserve"> </w:t>
+      </w:r>
+      <w:r>
+        <w:rPr>
+          <w:rFonts w:ascii="Times New Roman" w:hAnsi="Times New Roman"/>
+          <w:sz w:val="24"/>
+          <w:u w:val="single"/>
+        </w:rPr>
+        <w:t>Та</w:t>
+      </w:r>
+      <w:r>
+        <w:rPr>
+          <w:rFonts w:ascii="Times New Roman" w:hAnsi="Times New Roman"/>
+          <w:sz w:val="24"/>
+          <w:u w:val="single"/>
+        </w:rPr>
+        <w:t xml:space="preserve"> </w:t>
+      </w:r>
+      <w:r>
+        <w:rPr>
+          <w:rFonts w:ascii="Times New Roman" w:hAnsi="Times New Roman"/>
+          <w:sz w:val="24"/>
+          <w:u w:val="single"/>
+        </w:rPr>
+        <w:t>в</w:t>
+      </w:r>
+      <w:r>
+        <w:rPr>
+          <w:rFonts w:ascii="Times New Roman" w:hAnsi="Times New Roman"/>
+          <w:sz w:val="24"/>
+          <w:u w:val="single"/>
+        </w:rPr>
+        <w:t xml:space="preserve"> </w:t>
+      </w:r>
+      <w:r>
+        <w:rPr>
+          <w:rFonts w:ascii="Times New Roman" w:hAnsi="Times New Roman"/>
+          <w:sz w:val="24"/>
+          <w:u w:val="single"/>
+        </w:rPr>
+        <w:t>Те́бе</w:t>
+      </w:r>
+      <w:r>
+        <w:rPr>
+          <w:rFonts w:ascii="Times New Roman" w:hAnsi="Times New Roman"/>
+          <w:sz w:val="24"/>
+          <w:u w:val="single"/>
+        </w:rPr>
+        <w:t xml:space="preserve"> </w:t>
+      </w:r>
+      <w:r>
+        <w:rPr>
+          <w:rFonts w:ascii="Times New Roman" w:hAnsi="Times New Roman"/>
+          <w:sz w:val="24"/>
+          <w:u w:val="single"/>
+        </w:rPr>
+        <w:t>є</w:t>
+      </w:r>
+      <w:r>
+        <w:rPr>
+          <w:rFonts w:ascii="Times New Roman" w:hAnsi="Times New Roman"/>
+          <w:sz w:val="24"/>
+          <w:u w:val="single"/>
+        </w:rPr>
+        <w:t xml:space="preserve"> </w:t>
+      </w:r>
+      <w:r>
+        <w:rPr>
+          <w:rFonts w:ascii="Times New Roman" w:hAnsi="Times New Roman"/>
+          <w:sz w:val="24"/>
+          <w:u w:val="single"/>
+        </w:rPr>
+        <w:t>проще́ння.</w:t>
       </w:r>
     </w:p>
     <w:p>
@@ -5024,35 +5209,305 @@
     </w:p>
     <w:p>
       <w:pPr>
-        <w:spacing w:after="120" w:lineRule="auto"/>
-        <w:jc w:val="both"/>
-        <w:rPr>
-          <w:rFonts w:ascii="Times New Roman" w:cs="Times New Roman" w:eastAsia="Times New Roman" w:hAnsi="Times New Roman"/>
-          <w:sz w:val="24"/>
-          <w:szCs w:val="24"/>
+        <w:pStyle w:val="Normal"/>
+        <w:spacing w:after="120"/>
+      </w:pPr>
+      <w:r>
+        <w:rPr>
+          <w:rFonts w:ascii="Times New Roman" w:hAnsi="Times New Roman"/>
+          <w:i/>
+          <w:color w:val="FF0000"/>
+          <w:sz w:val="24"/>
+        </w:rPr>
+        <w:t>Стих:</w:t>
+      </w:r>
+      <w:r>
+        <w:rPr>
+          <w:rFonts w:ascii="Times New Roman" w:hAnsi="Times New Roman"/>
+          <w:i/>
+          <w:sz w:val="24"/>
+        </w:rPr>
+        <w:t xml:space="preserve"> </w:t>
+      </w:r>
+      <w:r>
+        <w:rPr>
+          <w:rFonts w:ascii="Times New Roman" w:hAnsi="Times New Roman"/>
+          <w:sz w:val="24"/>
           <w:u w:val="single"/>
         </w:rPr>
-      </w:pPr>
-      <w:r>
-        <w:rPr>
-          <w:rFonts w:ascii="Times New Roman" w:cs="Times New Roman" w:eastAsia="Times New Roman" w:hAnsi="Times New Roman"/>
-          <w:i w:val="1"/>
-          <w:color w:val="ff0000"/>
-          <w:sz w:val="24"/>
-          <w:szCs w:val="24"/>
-          <w:rtl w:val="0"/>
-        </w:rPr>
-        <w:t xml:space="preserve">Стих: </w:t>
-      </w:r>
-      <w:r>
-        <w:rPr>
-          <w:rFonts w:ascii="Times New Roman" w:cs="Times New Roman" w:eastAsia="Times New Roman" w:hAnsi="Times New Roman"/>
-          <w:sz w:val="24"/>
-          <w:szCs w:val="24"/>
+        <w:t>За́для</w:t>
+      </w:r>
+      <w:r>
+        <w:rPr>
+          <w:rFonts w:ascii="Times New Roman" w:hAnsi="Times New Roman"/>
+          <w:sz w:val="24"/>
           <w:u w:val="single"/>
-          <w:rtl w:val="0"/>
-        </w:rPr>
-        <w:t xml:space="preserve">Задля імени твого надіюсь на тебе, Господи,* надіється душа моя на слово твоє; надіється душа моя на Господа.</w:t>
+        </w:rPr>
+        <w:t xml:space="preserve"> </w:t>
+      </w:r>
+      <w:r>
+        <w:rPr>
+          <w:rFonts w:ascii="Times New Roman" w:hAnsi="Times New Roman"/>
+          <w:sz w:val="24"/>
+          <w:u w:val="single"/>
+        </w:rPr>
+        <w:t>І́мени</w:t>
+      </w:r>
+      <w:r>
+        <w:rPr>
+          <w:rFonts w:ascii="Times New Roman" w:hAnsi="Times New Roman"/>
+          <w:sz w:val="24"/>
+          <w:u w:val="single"/>
+        </w:rPr>
+        <w:t xml:space="preserve"> </w:t>
+      </w:r>
+      <w:r>
+        <w:rPr>
+          <w:rFonts w:ascii="Times New Roman" w:hAnsi="Times New Roman"/>
+          <w:sz w:val="24"/>
+          <w:u w:val="single"/>
+        </w:rPr>
+        <w:t>Твого́</w:t>
+      </w:r>
+      <w:r>
+        <w:rPr>
+          <w:rFonts w:ascii="Times New Roman" w:hAnsi="Times New Roman"/>
+          <w:sz w:val="24"/>
+          <w:u w:val="single"/>
+        </w:rPr>
+        <w:t xml:space="preserve"> </w:t>
+      </w:r>
+      <w:r>
+        <w:rPr>
+          <w:rFonts w:ascii="Times New Roman" w:hAnsi="Times New Roman"/>
+          <w:sz w:val="24"/>
+          <w:u w:val="single"/>
+        </w:rPr>
+        <w:t>наді́юсь</w:t>
+      </w:r>
+      <w:r>
+        <w:rPr>
+          <w:rFonts w:ascii="Times New Roman" w:hAnsi="Times New Roman"/>
+          <w:sz w:val="24"/>
+          <w:u w:val="single"/>
+        </w:rPr>
+        <w:t xml:space="preserve"> </w:t>
+      </w:r>
+      <w:r>
+        <w:rPr>
+          <w:rFonts w:ascii="Times New Roman" w:hAnsi="Times New Roman"/>
+          <w:sz w:val="24"/>
+          <w:u w:val="single"/>
+        </w:rPr>
+        <w:t>на</w:t>
+      </w:r>
+      <w:r>
+        <w:rPr>
+          <w:rFonts w:ascii="Times New Roman" w:hAnsi="Times New Roman"/>
+          <w:sz w:val="24"/>
+          <w:u w:val="single"/>
+        </w:rPr>
+        <w:t xml:space="preserve"> </w:t>
+      </w:r>
+      <w:r>
+        <w:rPr>
+          <w:rFonts w:ascii="Times New Roman" w:hAnsi="Times New Roman"/>
+          <w:sz w:val="24"/>
+          <w:u w:val="single"/>
+        </w:rPr>
+        <w:t>Те́бе,</w:t>
+      </w:r>
+      <w:r>
+        <w:rPr>
+          <w:rFonts w:ascii="Times New Roman" w:hAnsi="Times New Roman"/>
+          <w:sz w:val="24"/>
+          <w:u w:val="single"/>
+        </w:rPr>
+        <w:t xml:space="preserve"> </w:t>
+      </w:r>
+      <w:r>
+        <w:rPr>
+          <w:rFonts w:ascii="Times New Roman" w:hAnsi="Times New Roman"/>
+          <w:sz w:val="24"/>
+          <w:u w:val="single"/>
+        </w:rPr>
+        <w:t>Го́споди,</w:t>
+      </w:r>
+      <w:r>
+        <w:rPr>
+          <w:rFonts w:ascii="Times New Roman" w:hAnsi="Times New Roman"/>
+          <w:sz w:val="24"/>
+          <w:u w:val="single"/>
+        </w:rPr>
+        <w:t xml:space="preserve"> </w:t>
+      </w:r>
+      <w:r>
+        <w:rPr>
+          <w:rFonts w:ascii="Times New Roman" w:hAnsi="Times New Roman"/>
+          <w:sz w:val="24"/>
+          <w:u w:val="single"/>
+        </w:rPr>
+        <w:t>наді́ється</w:t>
+      </w:r>
+      <w:r>
+        <w:rPr>
+          <w:rFonts w:ascii="Times New Roman" w:hAnsi="Times New Roman"/>
+          <w:sz w:val="24"/>
+          <w:u w:val="single"/>
+        </w:rPr>
+        <w:t xml:space="preserve"> </w:t>
+      </w:r>
+      <w:r>
+        <w:rPr>
+          <w:rFonts w:ascii="Times New Roman" w:hAnsi="Times New Roman"/>
+          <w:sz w:val="24"/>
+          <w:u w:val="single"/>
+        </w:rPr>
+        <w:t>душа́</w:t>
+      </w:r>
+      <w:r>
+        <w:rPr>
+          <w:rFonts w:ascii="Times New Roman" w:hAnsi="Times New Roman"/>
+          <w:sz w:val="24"/>
+          <w:u w:val="single"/>
+        </w:rPr>
+        <w:t xml:space="preserve"> </w:t>
+      </w:r>
+      <w:r>
+        <w:rPr>
+          <w:rFonts w:ascii="Times New Roman" w:hAnsi="Times New Roman"/>
+          <w:sz w:val="24"/>
+          <w:u w:val="single"/>
+        </w:rPr>
+        <w:t>моя́</w:t>
+      </w:r>
+      <w:r>
+        <w:rPr>
+          <w:rFonts w:ascii="Times New Roman" w:hAnsi="Times New Roman"/>
+          <w:sz w:val="24"/>
+          <w:u w:val="single"/>
+        </w:rPr>
+        <w:t xml:space="preserve"> </w:t>
+      </w:r>
+      <w:r>
+        <w:rPr>
+          <w:rFonts w:ascii="Times New Roman" w:hAnsi="Times New Roman"/>
+          <w:sz w:val="24"/>
+          <w:u w:val="single"/>
+        </w:rPr>
+        <w:t>на</w:t>
+      </w:r>
+      <w:r>
+        <w:rPr>
+          <w:rFonts w:ascii="Times New Roman" w:hAnsi="Times New Roman"/>
+          <w:sz w:val="24"/>
+          <w:u w:val="single"/>
+        </w:rPr>
+        <w:t xml:space="preserve"> </w:t>
+      </w:r>
+      <w:r>
+        <w:rPr>
+          <w:rFonts w:ascii="Times New Roman" w:hAnsi="Times New Roman"/>
+          <w:sz w:val="24"/>
+          <w:u w:val="single"/>
+        </w:rPr>
+        <w:t>сло́во</w:t>
+      </w:r>
+      <w:r>
+        <w:rPr>
+          <w:rFonts w:ascii="Times New Roman" w:hAnsi="Times New Roman"/>
+          <w:sz w:val="24"/>
+          <w:u w:val="single"/>
+        </w:rPr>
+        <w:t xml:space="preserve"> </w:t>
+      </w:r>
+      <w:r>
+        <w:rPr>
+          <w:rFonts w:ascii="Times New Roman" w:hAnsi="Times New Roman"/>
+          <w:sz w:val="24"/>
+          <w:u w:val="single"/>
+        </w:rPr>
+        <w:t>Твоє́;*</w:t>
+      </w:r>
+      <w:r>
+        <w:rPr>
+          <w:rFonts w:ascii="Times New Roman" w:hAnsi="Times New Roman"/>
+          <w:sz w:val="24"/>
+          <w:u w:val="single"/>
+        </w:rPr>
+        <w:t xml:space="preserve"> </w:t>
+      </w:r>
+      <w:r>
+        <w:rPr>
+          <w:rFonts w:ascii="Times New Roman" w:hAnsi="Times New Roman"/>
+          <w:sz w:val="24"/>
+          <w:u w:val="single"/>
+        </w:rPr>
+        <w:t>наді́ється</w:t>
+      </w:r>
+      <w:r>
+        <w:rPr>
+          <w:rFonts w:ascii="Times New Roman" w:hAnsi="Times New Roman"/>
+          <w:sz w:val="24"/>
+          <w:u w:val="single"/>
+        </w:rPr>
+        <w:t xml:space="preserve"> </w:t>
+      </w:r>
+      <w:r>
+        <w:rPr>
+          <w:rFonts w:ascii="Times New Roman" w:hAnsi="Times New Roman"/>
+          <w:sz w:val="24"/>
+          <w:u w:val="single"/>
+        </w:rPr>
+        <w:t>душа́</w:t>
+      </w:r>
+      <w:r>
+        <w:rPr>
+          <w:rFonts w:ascii="Times New Roman" w:hAnsi="Times New Roman"/>
+          <w:sz w:val="24"/>
+          <w:u w:val="single"/>
+        </w:rPr>
+        <w:t xml:space="preserve"> </w:t>
+      </w:r>
+      <w:r>
+        <w:rPr>
+          <w:rFonts w:ascii="Times New Roman" w:hAnsi="Times New Roman"/>
+          <w:sz w:val="24"/>
+          <w:u w:val="single"/>
+        </w:rPr>
+        <w:t>моя́</w:t>
+      </w:r>
+      <w:r>
+        <w:rPr>
+          <w:rFonts w:ascii="Times New Roman" w:hAnsi="Times New Roman"/>
+          <w:sz w:val="24"/>
+          <w:u w:val="single"/>
+        </w:rPr>
+        <w:t xml:space="preserve"> </w:t>
+      </w:r>
+      <w:r>
+        <w:rPr>
+          <w:rFonts w:ascii="Times New Roman" w:hAnsi="Times New Roman"/>
+          <w:sz w:val="24"/>
+          <w:u w:val="single"/>
+        </w:rPr>
+        <w:t>на</w:t>
+      </w:r>
+      <w:r>
+        <w:rPr>
+          <w:rFonts w:ascii="Times New Roman" w:hAnsi="Times New Roman"/>
+          <w:sz w:val="24"/>
+          <w:u w:val="single"/>
+        </w:rPr>
+        <w:t xml:space="preserve"> </w:t>
+      </w:r>
+      <w:r>
+        <w:rPr>
+          <w:rFonts w:ascii="Times New Roman" w:hAnsi="Times New Roman"/>
+          <w:sz w:val="24"/>
+          <w:u w:val="single"/>
+        </w:rPr>
+        <w:t>Го́спода.</w:t>
       </w:r>
     </w:p>
     <w:p>
@@ -5077,45 +5532,225 @@
     </w:p>
     <w:p>
       <w:pPr>
-        <w:spacing w:after="120" w:lineRule="auto"/>
-        <w:jc w:val="both"/>
-        <w:rPr>
-          <w:rFonts w:ascii="Times New Roman" w:cs="Times New Roman" w:eastAsia="Times New Roman" w:hAnsi="Times New Roman"/>
-          <w:sz w:val="24"/>
-          <w:szCs w:val="24"/>
+        <w:pStyle w:val="Normal"/>
+        <w:spacing w:after="120"/>
+      </w:pPr>
+      <w:r>
+        <w:rPr>
+          <w:rFonts w:ascii="Times New Roman" w:hAnsi="Times New Roman"/>
+          <w:i/>
+          <w:color w:val="FF0000"/>
+          <w:sz w:val="24"/>
+        </w:rPr>
+        <w:t>Стих:</w:t>
+      </w:r>
+      <w:r>
+        <w:rPr>
+          <w:rFonts w:ascii="Times New Roman" w:hAnsi="Times New Roman"/>
+          <w:i/>
+          <w:sz w:val="24"/>
+        </w:rPr>
+        <w:t xml:space="preserve"> </w:t>
+      </w:r>
+      <w:r>
+        <w:rPr>
+          <w:rFonts w:ascii="Times New Roman" w:hAnsi="Times New Roman"/>
+          <w:sz w:val="24"/>
           <w:u w:val="single"/>
         </w:rPr>
-      </w:pPr>
-      <w:r>
-        <w:rPr>
-          <w:rFonts w:ascii="Times New Roman" w:cs="Times New Roman" w:eastAsia="Times New Roman" w:hAnsi="Times New Roman"/>
-          <w:i w:val="1"/>
-          <w:color w:val="ff0000"/>
-          <w:sz w:val="24"/>
-          <w:szCs w:val="24"/>
-          <w:rtl w:val="0"/>
-        </w:rPr>
-        <w:t xml:space="preserve">Стих:</w:t>
-      </w:r>
-      <w:r>
-        <w:rPr>
-          <w:rFonts w:ascii="Times New Roman" w:cs="Times New Roman" w:eastAsia="Times New Roman" w:hAnsi="Times New Roman"/>
-          <w:i w:val="1"/>
-          <w:sz w:val="24"/>
-          <w:szCs w:val="24"/>
-          <w:rtl w:val="0"/>
+        <w:t>Від</w:t>
+      </w:r>
+      <w:r>
+        <w:rPr>
+          <w:rFonts w:ascii="Times New Roman" w:hAnsi="Times New Roman"/>
+          <w:sz w:val="24"/>
+          <w:u w:val="single"/>
         </w:rPr>
         <w:t xml:space="preserve"> </w:t>
       </w:r>
       <w:r>
         <w:rPr>
-          <w:rFonts w:ascii="Times New Roman" w:cs="Times New Roman" w:eastAsia="Times New Roman" w:hAnsi="Times New Roman"/>
-          <w:sz w:val="24"/>
-          <w:szCs w:val="24"/>
+          <w:rFonts w:ascii="Times New Roman" w:hAnsi="Times New Roman"/>
+          <w:sz w:val="24"/>
           <w:u w:val="single"/>
-          <w:rtl w:val="0"/>
-        </w:rPr>
-        <w:t xml:space="preserve">Від ранньої сторожі до ночі* від ранньої сторожі нехай уповає Ізраїль на Господа.</w:t>
+        </w:rPr>
+        <w:t>ра́нньої</w:t>
+      </w:r>
+      <w:r>
+        <w:rPr>
+          <w:rFonts w:ascii="Times New Roman" w:hAnsi="Times New Roman"/>
+          <w:sz w:val="24"/>
+          <w:u w:val="single"/>
+        </w:rPr>
+        <w:t xml:space="preserve"> </w:t>
+      </w:r>
+      <w:r>
+        <w:rPr>
+          <w:rFonts w:ascii="Times New Roman" w:hAnsi="Times New Roman"/>
+          <w:sz w:val="24"/>
+          <w:u w:val="single"/>
+        </w:rPr>
+        <w:t>сторо́жі</w:t>
+      </w:r>
+      <w:r>
+        <w:rPr>
+          <w:rFonts w:ascii="Times New Roman" w:hAnsi="Times New Roman"/>
+          <w:sz w:val="24"/>
+          <w:u w:val="single"/>
+        </w:rPr>
+        <w:t xml:space="preserve"> </w:t>
+      </w:r>
+      <w:r>
+        <w:rPr>
+          <w:rFonts w:ascii="Times New Roman" w:hAnsi="Times New Roman"/>
+          <w:sz w:val="24"/>
+          <w:u w:val="single"/>
+        </w:rPr>
+        <w:t>до</w:t>
+      </w:r>
+      <w:r>
+        <w:rPr>
+          <w:rFonts w:ascii="Times New Roman" w:hAnsi="Times New Roman"/>
+          <w:sz w:val="24"/>
+          <w:u w:val="single"/>
+        </w:rPr>
+        <w:t xml:space="preserve"> </w:t>
+      </w:r>
+      <w:r>
+        <w:rPr>
+          <w:rFonts w:ascii="Times New Roman" w:hAnsi="Times New Roman"/>
+          <w:sz w:val="24"/>
+          <w:u w:val="single"/>
+        </w:rPr>
+        <w:t>но́чі</w:t>
+      </w:r>
+      <w:r>
+        <w:rPr>
+          <w:rFonts w:ascii="Times New Roman" w:hAnsi="Times New Roman"/>
+          <w:sz w:val="24"/>
+          <w:u w:val="single"/>
+        </w:rPr>
+        <w:t xml:space="preserve"> </w:t>
+      </w:r>
+      <w:r>
+        <w:rPr>
+          <w:rFonts w:ascii="Times New Roman" w:hAnsi="Times New Roman"/>
+          <w:sz w:val="24"/>
+          <w:u w:val="single"/>
+        </w:rPr>
+        <w:t>від</w:t>
+      </w:r>
+      <w:r>
+        <w:rPr>
+          <w:rFonts w:ascii="Times New Roman" w:hAnsi="Times New Roman"/>
+          <w:sz w:val="24"/>
+          <w:u w:val="single"/>
+        </w:rPr>
+        <w:t xml:space="preserve"> </w:t>
+      </w:r>
+      <w:r>
+        <w:rPr>
+          <w:rFonts w:ascii="Times New Roman" w:hAnsi="Times New Roman"/>
+          <w:sz w:val="24"/>
+          <w:u w:val="single"/>
+        </w:rPr>
+        <w:t>ра́нньої</w:t>
+      </w:r>
+      <w:r>
+        <w:rPr>
+          <w:rFonts w:ascii="Times New Roman" w:hAnsi="Times New Roman"/>
+          <w:sz w:val="24"/>
+          <w:u w:val="single"/>
+        </w:rPr>
+        <w:t xml:space="preserve"> </w:t>
+      </w:r>
+      <w:r>
+        <w:rPr>
+          <w:rFonts w:ascii="Times New Roman" w:hAnsi="Times New Roman"/>
+          <w:sz w:val="24"/>
+          <w:u w:val="single"/>
+        </w:rPr>
+        <w:t>сторо́жі*</w:t>
+      </w:r>
+      <w:r>
+        <w:rPr>
+          <w:rFonts w:ascii="Times New Roman" w:hAnsi="Times New Roman"/>
+          <w:sz w:val="24"/>
+          <w:u w:val="single"/>
+        </w:rPr>
+        <w:t xml:space="preserve"> </w:t>
+      </w:r>
+      <w:r>
+        <w:rPr>
+          <w:rFonts w:ascii="Times New Roman" w:hAnsi="Times New Roman"/>
+          <w:sz w:val="24"/>
+          <w:u w:val="single"/>
+        </w:rPr>
+        <w:t>неха́й</w:t>
+      </w:r>
+      <w:r>
+        <w:rPr>
+          <w:rFonts w:ascii="Times New Roman" w:hAnsi="Times New Roman"/>
+          <w:sz w:val="24"/>
+          <w:u w:val="single"/>
+        </w:rPr>
+        <w:t xml:space="preserve"> </w:t>
+      </w:r>
+      <w:r>
+        <w:rPr>
+          <w:rFonts w:ascii="Times New Roman" w:hAnsi="Times New Roman"/>
+          <w:sz w:val="24"/>
+          <w:u w:val="single"/>
+        </w:rPr>
+        <w:t>упова́є</w:t>
+      </w:r>
+      <w:r>
+        <w:rPr>
+          <w:rFonts w:ascii="Times New Roman" w:hAnsi="Times New Roman"/>
+          <w:sz w:val="24"/>
+          <w:u w:val="single"/>
+        </w:rPr>
+        <w:t xml:space="preserve"> </w:t>
+      </w:r>
+      <w:r>
+        <w:rPr>
+          <w:rFonts w:ascii="Times New Roman" w:hAnsi="Times New Roman"/>
+          <w:sz w:val="24"/>
+          <w:u w:val="single"/>
+        </w:rPr>
+        <w:t>Ізра́їль</w:t>
+      </w:r>
+      <w:r>
+        <w:rPr>
+          <w:rFonts w:ascii="Times New Roman" w:hAnsi="Times New Roman"/>
+          <w:sz w:val="24"/>
+          <w:u w:val="single"/>
+        </w:rPr>
+        <w:t xml:space="preserve"> </w:t>
+      </w:r>
+      <w:r>
+        <w:rPr>
+          <w:rFonts w:ascii="Times New Roman" w:hAnsi="Times New Roman"/>
+          <w:sz w:val="24"/>
+          <w:u w:val="single"/>
+        </w:rPr>
+        <w:t>на</w:t>
+      </w:r>
+      <w:r>
+        <w:rPr>
+          <w:rFonts w:ascii="Times New Roman" w:hAnsi="Times New Roman"/>
+          <w:sz w:val="24"/>
+          <w:u w:val="single"/>
+        </w:rPr>
+        <w:t xml:space="preserve"> </w:t>
+      </w:r>
+      <w:r>
+        <w:rPr>
+          <w:rFonts w:ascii="Times New Roman" w:hAnsi="Times New Roman"/>
+          <w:sz w:val="24"/>
+          <w:u w:val="single"/>
+        </w:rPr>
+        <w:t>Го́спода.</w:t>
       </w:r>
     </w:p>
     <w:p>
@@ -5140,35 +5775,273 @@
     </w:p>
     <w:p>
       <w:pPr>
-        <w:spacing w:after="120" w:lineRule="auto"/>
-        <w:jc w:val="both"/>
-        <w:rPr>
-          <w:rFonts w:ascii="Times New Roman" w:cs="Times New Roman" w:eastAsia="Times New Roman" w:hAnsi="Times New Roman"/>
-          <w:sz w:val="24"/>
-          <w:szCs w:val="24"/>
+        <w:pStyle w:val="Normal"/>
+        <w:spacing w:after="120"/>
+      </w:pPr>
+      <w:r>
+        <w:rPr>
+          <w:rFonts w:ascii="Times New Roman" w:hAnsi="Times New Roman"/>
+          <w:i/>
+          <w:color w:val="FF0000"/>
+          <w:sz w:val="24"/>
+        </w:rPr>
+        <w:t>Стих:</w:t>
+      </w:r>
+      <w:r>
+        <w:rPr>
+          <w:rFonts w:ascii="Times New Roman" w:hAnsi="Times New Roman"/>
+          <w:i/>
+          <w:sz w:val="24"/>
+        </w:rPr>
+        <w:t xml:space="preserve"> </w:t>
+      </w:r>
+      <w:r>
+        <w:rPr>
+          <w:rFonts w:ascii="Times New Roman" w:hAnsi="Times New Roman"/>
+          <w:sz w:val="24"/>
           <w:u w:val="single"/>
         </w:rPr>
-      </w:pPr>
-      <w:r>
-        <w:rPr>
-          <w:rFonts w:ascii="Times New Roman" w:cs="Times New Roman" w:eastAsia="Times New Roman" w:hAnsi="Times New Roman"/>
-          <w:i w:val="1"/>
-          <w:color w:val="ff0000"/>
-          <w:sz w:val="24"/>
-          <w:szCs w:val="24"/>
-          <w:rtl w:val="0"/>
-        </w:rPr>
-        <w:t xml:space="preserve">Стих: </w:t>
-      </w:r>
-      <w:r>
-        <w:rPr>
-          <w:rFonts w:ascii="Times New Roman" w:cs="Times New Roman" w:eastAsia="Times New Roman" w:hAnsi="Times New Roman"/>
-          <w:sz w:val="24"/>
-          <w:szCs w:val="24"/>
+        <w:t>Бо</w:t>
+      </w:r>
+      <w:r>
+        <w:rPr>
+          <w:rFonts w:ascii="Times New Roman" w:hAnsi="Times New Roman"/>
+          <w:sz w:val="24"/>
           <w:u w:val="single"/>
-          <w:rtl w:val="0"/>
-        </w:rPr>
-        <w:t xml:space="preserve">Бо в Господа милість і відкуплення велике в нього;* він визволить Ізраїля від усього беззаконня його.</w:t>
+        </w:rPr>
+        <w:t xml:space="preserve"> </w:t>
+      </w:r>
+      <w:r>
+        <w:rPr>
+          <w:rFonts w:ascii="Times New Roman" w:hAnsi="Times New Roman"/>
+          <w:sz w:val="24"/>
+          <w:u w:val="single"/>
+        </w:rPr>
+        <w:t>в</w:t>
+      </w:r>
+      <w:r>
+        <w:rPr>
+          <w:rFonts w:ascii="Times New Roman" w:hAnsi="Times New Roman"/>
+          <w:sz w:val="24"/>
+          <w:u w:val="single"/>
+        </w:rPr>
+        <w:t xml:space="preserve"> </w:t>
+      </w:r>
+      <w:r>
+        <w:rPr>
+          <w:rFonts w:ascii="Times New Roman" w:hAnsi="Times New Roman"/>
+          <w:sz w:val="24"/>
+          <w:u w:val="single"/>
+        </w:rPr>
+        <w:t>Го́спода</w:t>
+      </w:r>
+      <w:r>
+        <w:rPr>
+          <w:rFonts w:ascii="Times New Roman" w:hAnsi="Times New Roman"/>
+          <w:sz w:val="24"/>
+          <w:u w:val="single"/>
+        </w:rPr>
+        <w:t xml:space="preserve"> </w:t>
+      </w:r>
+      <w:r>
+        <w:rPr>
+          <w:rFonts w:ascii="Times New Roman" w:hAnsi="Times New Roman"/>
+          <w:sz w:val="24"/>
+          <w:u w:val="single"/>
+        </w:rPr>
+        <w:t>ми́лість</w:t>
+      </w:r>
+      <w:r>
+        <w:rPr>
+          <w:rFonts w:ascii="Times New Roman" w:hAnsi="Times New Roman"/>
+          <w:sz w:val="24"/>
+          <w:u w:val="single"/>
+        </w:rPr>
+        <w:t xml:space="preserve"> </w:t>
+      </w:r>
+      <w:r>
+        <w:rPr>
+          <w:rFonts w:ascii="Times New Roman" w:hAnsi="Times New Roman"/>
+          <w:sz w:val="24"/>
+          <w:u w:val="single"/>
+        </w:rPr>
+        <w:t>і</w:t>
+      </w:r>
+      <w:r>
+        <w:rPr>
+          <w:rFonts w:ascii="Times New Roman" w:hAnsi="Times New Roman"/>
+          <w:sz w:val="24"/>
+          <w:u w:val="single"/>
+        </w:rPr>
+        <w:t xml:space="preserve"> </w:t>
+      </w:r>
+      <w:r>
+        <w:rPr>
+          <w:rFonts w:ascii="Times New Roman" w:hAnsi="Times New Roman"/>
+          <w:sz w:val="24"/>
+          <w:u w:val="single"/>
+        </w:rPr>
+        <w:t>відку́плення</w:t>
+      </w:r>
+      <w:r>
+        <w:rPr>
+          <w:rFonts w:ascii="Times New Roman" w:hAnsi="Times New Roman"/>
+          <w:sz w:val="24"/>
+          <w:u w:val="single"/>
+        </w:rPr>
+        <w:t xml:space="preserve"> </w:t>
+      </w:r>
+      <w:r>
+        <w:rPr>
+          <w:rFonts w:ascii="Times New Roman" w:hAnsi="Times New Roman"/>
+          <w:sz w:val="24"/>
+          <w:u w:val="single"/>
+        </w:rPr>
+        <w:t>вели́ке</w:t>
+      </w:r>
+      <w:r>
+        <w:rPr>
+          <w:rFonts w:ascii="Times New Roman" w:hAnsi="Times New Roman"/>
+          <w:sz w:val="24"/>
+          <w:u w:val="single"/>
+        </w:rPr>
+        <w:t xml:space="preserve"> </w:t>
+      </w:r>
+      <w:r>
+        <w:rPr>
+          <w:rFonts w:ascii="Times New Roman" w:hAnsi="Times New Roman"/>
+          <w:sz w:val="24"/>
+          <w:u w:val="single"/>
+        </w:rPr>
+        <w:t>в</w:t>
+      </w:r>
+      <w:r>
+        <w:rPr>
+          <w:rFonts w:ascii="Times New Roman" w:hAnsi="Times New Roman"/>
+          <w:sz w:val="24"/>
+          <w:u w:val="single"/>
+        </w:rPr>
+        <w:t xml:space="preserve"> </w:t>
+      </w:r>
+      <w:r>
+        <w:rPr>
+          <w:rFonts w:ascii="Times New Roman" w:hAnsi="Times New Roman"/>
+          <w:sz w:val="24"/>
+          <w:u w:val="single"/>
+        </w:rPr>
+        <w:t>Ньо́го;*</w:t>
+      </w:r>
+      <w:r>
+        <w:rPr>
+          <w:rFonts w:ascii="Times New Roman" w:hAnsi="Times New Roman"/>
+          <w:sz w:val="24"/>
+          <w:u w:val="single"/>
+        </w:rPr>
+        <w:t xml:space="preserve"> </w:t>
+      </w:r>
+      <w:r>
+        <w:rPr>
+          <w:rFonts w:ascii="Times New Roman" w:hAnsi="Times New Roman"/>
+          <w:sz w:val="24"/>
+          <w:u w:val="single"/>
+        </w:rPr>
+        <w:t>Він</w:t>
+      </w:r>
+      <w:r>
+        <w:rPr>
+          <w:rFonts w:ascii="Times New Roman" w:hAnsi="Times New Roman"/>
+          <w:sz w:val="24"/>
+          <w:u w:val="single"/>
+        </w:rPr>
+        <w:t xml:space="preserve"> </w:t>
+      </w:r>
+      <w:r>
+        <w:rPr>
+          <w:rFonts w:ascii="Times New Roman" w:hAnsi="Times New Roman"/>
+          <w:sz w:val="24"/>
+          <w:u w:val="single"/>
+        </w:rPr>
+        <w:t>ви́зволить</w:t>
+      </w:r>
+      <w:r>
+        <w:rPr>
+          <w:rFonts w:ascii="Times New Roman" w:hAnsi="Times New Roman"/>
+          <w:sz w:val="24"/>
+          <w:u w:val="single"/>
+        </w:rPr>
+        <w:t xml:space="preserve"> </w:t>
+      </w:r>
+      <w:r>
+        <w:rPr>
+          <w:rFonts w:ascii="Times New Roman" w:hAnsi="Times New Roman"/>
+          <w:sz w:val="24"/>
+          <w:u w:val="single"/>
+        </w:rPr>
+        <w:t>Ізра́їля</w:t>
+      </w:r>
+      <w:r>
+        <w:rPr>
+          <w:rFonts w:ascii="Times New Roman" w:hAnsi="Times New Roman"/>
+          <w:sz w:val="24"/>
+          <w:u w:val="single"/>
+        </w:rPr>
+        <w:t xml:space="preserve"> </w:t>
+      </w:r>
+      <w:r>
+        <w:rPr>
+          <w:rFonts w:ascii="Times New Roman" w:hAnsi="Times New Roman"/>
+          <w:sz w:val="24"/>
+          <w:u w:val="single"/>
+        </w:rPr>
+        <w:t>від</w:t>
+      </w:r>
+      <w:r>
+        <w:rPr>
+          <w:rFonts w:ascii="Times New Roman" w:hAnsi="Times New Roman"/>
+          <w:sz w:val="24"/>
+          <w:u w:val="single"/>
+        </w:rPr>
+        <w:t xml:space="preserve"> </w:t>
+      </w:r>
+      <w:r>
+        <w:rPr>
+          <w:rFonts w:ascii="Times New Roman" w:hAnsi="Times New Roman"/>
+          <w:sz w:val="24"/>
+          <w:u w:val="single"/>
+        </w:rPr>
+        <w:t>усьо́го</w:t>
+      </w:r>
+      <w:r>
+        <w:rPr>
+          <w:rFonts w:ascii="Times New Roman" w:hAnsi="Times New Roman"/>
+          <w:sz w:val="24"/>
+          <w:u w:val="single"/>
+        </w:rPr>
+        <w:t xml:space="preserve"> </w:t>
+      </w:r>
+      <w:r>
+        <w:rPr>
+          <w:rFonts w:ascii="Times New Roman" w:hAnsi="Times New Roman"/>
+          <w:sz w:val="24"/>
+          <w:u w:val="single"/>
+        </w:rPr>
+        <w:t>беззако́ння</w:t>
+      </w:r>
+      <w:r>
+        <w:rPr>
+          <w:rFonts w:ascii="Times New Roman" w:hAnsi="Times New Roman"/>
+          <w:sz w:val="24"/>
+          <w:u w:val="single"/>
+        </w:rPr>
+        <w:t xml:space="preserve"> </w:t>
+      </w:r>
+      <w:r>
+        <w:rPr>
+          <w:rFonts w:ascii="Times New Roman" w:hAnsi="Times New Roman"/>
+          <w:sz w:val="24"/>
+          <w:u w:val="single"/>
+        </w:rPr>
+        <w:t>його́.</w:t>
       </w:r>
     </w:p>
     <w:p>
@@ -5230,45 +6103,145 @@
     </w:p>
     <w:p>
       <w:pPr>
-        <w:spacing w:after="120" w:lineRule="auto"/>
-        <w:jc w:val="both"/>
-        <w:rPr>
-          <w:rFonts w:ascii="Times New Roman" w:cs="Times New Roman" w:eastAsia="Times New Roman" w:hAnsi="Times New Roman"/>
-          <w:sz w:val="24"/>
-          <w:szCs w:val="24"/>
+        <w:pStyle w:val="Normal"/>
+        <w:spacing w:after="120"/>
+      </w:pPr>
+      <w:r>
+        <w:rPr>
+          <w:rFonts w:ascii="Times New Roman" w:hAnsi="Times New Roman"/>
+          <w:i/>
+          <w:color w:val="FF0000"/>
+          <w:sz w:val="24"/>
+        </w:rPr>
+        <w:t>Стих:</w:t>
+      </w:r>
+      <w:r>
+        <w:rPr>
+          <w:rFonts w:ascii="Times New Roman" w:hAnsi="Times New Roman"/>
+          <w:i/>
+          <w:sz w:val="24"/>
+        </w:rPr>
+        <w:t xml:space="preserve"> </w:t>
+      </w:r>
+      <w:r>
+        <w:rPr>
+          <w:rFonts w:ascii="Times New Roman" w:hAnsi="Times New Roman"/>
+          <w:sz w:val="24"/>
           <w:u w:val="single"/>
         </w:rPr>
-      </w:pPr>
-      <w:r>
-        <w:rPr>
-          <w:rFonts w:ascii="Times New Roman" w:cs="Times New Roman" w:eastAsia="Times New Roman" w:hAnsi="Times New Roman"/>
-          <w:i w:val="1"/>
-          <w:color w:val="ff0000"/>
-          <w:sz w:val="24"/>
-          <w:szCs w:val="24"/>
-          <w:rtl w:val="0"/>
-        </w:rPr>
-        <w:t xml:space="preserve">Стих:</w:t>
-      </w:r>
-      <w:r>
-        <w:rPr>
-          <w:rFonts w:ascii="Times New Roman" w:cs="Times New Roman" w:eastAsia="Times New Roman" w:hAnsi="Times New Roman"/>
-          <w:i w:val="1"/>
-          <w:sz w:val="24"/>
-          <w:szCs w:val="24"/>
-          <w:rtl w:val="0"/>
+        <w:t>Хвалі́те</w:t>
+      </w:r>
+      <w:r>
+        <w:rPr>
+          <w:rFonts w:ascii="Times New Roman" w:hAnsi="Times New Roman"/>
+          <w:sz w:val="24"/>
+          <w:u w:val="single"/>
         </w:rPr>
         <w:t xml:space="preserve"> </w:t>
       </w:r>
       <w:r>
         <w:rPr>
-          <w:rFonts w:ascii="Times New Roman" w:cs="Times New Roman" w:eastAsia="Times New Roman" w:hAnsi="Times New Roman"/>
-          <w:sz w:val="24"/>
-          <w:szCs w:val="24"/>
+          <w:rFonts w:ascii="Times New Roman" w:hAnsi="Times New Roman"/>
+          <w:sz w:val="24"/>
           <w:u w:val="single"/>
-          <w:rtl w:val="0"/>
-        </w:rPr>
-        <w:t xml:space="preserve">Хваліте Господа всі народи!* Прославляйте його всі люди!</w:t>
+        </w:rPr>
+        <w:t>Го́спода</w:t>
+      </w:r>
+      <w:r>
+        <w:rPr>
+          <w:rFonts w:ascii="Times New Roman" w:hAnsi="Times New Roman"/>
+          <w:sz w:val="24"/>
+          <w:u w:val="single"/>
+        </w:rPr>
+        <w:t xml:space="preserve"> </w:t>
+      </w:r>
+      <w:r>
+        <w:rPr>
+          <w:rFonts w:ascii="Times New Roman" w:hAnsi="Times New Roman"/>
+          <w:sz w:val="24"/>
+          <w:u w:val="single"/>
+        </w:rPr>
+        <w:t>всі</w:t>
+      </w:r>
+      <w:r>
+        <w:rPr>
+          <w:rFonts w:ascii="Times New Roman" w:hAnsi="Times New Roman"/>
+          <w:sz w:val="24"/>
+          <w:u w:val="single"/>
+        </w:rPr>
+        <w:t xml:space="preserve"> </w:t>
+      </w:r>
+      <w:r>
+        <w:rPr>
+          <w:rFonts w:ascii="Times New Roman" w:hAnsi="Times New Roman"/>
+          <w:sz w:val="24"/>
+          <w:u w:val="single"/>
+        </w:rPr>
+        <w:t>наро́ди!*</w:t>
+      </w:r>
+      <w:r>
+        <w:rPr>
+          <w:rFonts w:ascii="Times New Roman" w:hAnsi="Times New Roman"/>
+          <w:sz w:val="24"/>
+          <w:u w:val="single"/>
+        </w:rPr>
+        <w:t xml:space="preserve"> </w:t>
+      </w:r>
+      <w:r>
+        <w:rPr>
+          <w:rFonts w:ascii="Times New Roman" w:hAnsi="Times New Roman"/>
+          <w:sz w:val="24"/>
+          <w:u w:val="single"/>
+        </w:rPr>
+        <w:t>Прославля́йте</w:t>
+      </w:r>
+      <w:r>
+        <w:rPr>
+          <w:rFonts w:ascii="Times New Roman" w:hAnsi="Times New Roman"/>
+          <w:sz w:val="24"/>
+          <w:u w:val="single"/>
+        </w:rPr>
+        <w:t xml:space="preserve"> </w:t>
+      </w:r>
+      <w:r>
+        <w:rPr>
+          <w:rFonts w:ascii="Times New Roman" w:hAnsi="Times New Roman"/>
+          <w:sz w:val="24"/>
+          <w:u w:val="single"/>
+        </w:rPr>
+        <w:t>Його́</w:t>
+      </w:r>
+      <w:r>
+        <w:rPr>
+          <w:rFonts w:ascii="Times New Roman" w:hAnsi="Times New Roman"/>
+          <w:sz w:val="24"/>
+          <w:u w:val="single"/>
+        </w:rPr>
+        <w:t xml:space="preserve"> </w:t>
+      </w:r>
+      <w:r>
+        <w:rPr>
+          <w:rFonts w:ascii="Times New Roman" w:hAnsi="Times New Roman"/>
+          <w:sz w:val="24"/>
+          <w:u w:val="single"/>
+        </w:rPr>
+        <w:t>всі</w:t>
+      </w:r>
+      <w:r>
+        <w:rPr>
+          <w:rFonts w:ascii="Times New Roman" w:hAnsi="Times New Roman"/>
+          <w:sz w:val="24"/>
+          <w:u w:val="single"/>
+        </w:rPr>
+        <w:t xml:space="preserve"> </w:t>
+      </w:r>
+      <w:r>
+        <w:rPr>
+          <w:rFonts w:ascii="Times New Roman" w:hAnsi="Times New Roman"/>
+          <w:sz w:val="24"/>
+          <w:u w:val="single"/>
+        </w:rPr>
+        <w:t>лю́ди!</w:t>
       </w:r>
     </w:p>
     <w:p>
@@ -5293,35 +6266,177 @@
     </w:p>
     <w:p>
       <w:pPr>
-        <w:spacing w:after="120" w:lineRule="auto"/>
-        <w:jc w:val="both"/>
-        <w:rPr>
-          <w:rFonts w:ascii="Times New Roman" w:cs="Times New Roman" w:eastAsia="Times New Roman" w:hAnsi="Times New Roman"/>
-          <w:sz w:val="24"/>
-          <w:szCs w:val="24"/>
+        <w:pStyle w:val="Normal"/>
+        <w:spacing w:after="120"/>
+      </w:pPr>
+      <w:r>
+        <w:rPr>
+          <w:rFonts w:ascii="Times New Roman" w:hAnsi="Times New Roman"/>
+          <w:i/>
+          <w:color w:val="FF0000"/>
+          <w:sz w:val="24"/>
+        </w:rPr>
+        <w:t>Стих:</w:t>
+      </w:r>
+      <w:r>
+        <w:rPr>
+          <w:rFonts w:ascii="Times New Roman" w:hAnsi="Times New Roman"/>
+          <w:i/>
+          <w:sz w:val="24"/>
+        </w:rPr>
+        <w:t xml:space="preserve"> </w:t>
+      </w:r>
+      <w:r>
+        <w:rPr>
+          <w:rFonts w:ascii="Times New Roman" w:hAnsi="Times New Roman"/>
+          <w:sz w:val="24"/>
           <w:u w:val="single"/>
         </w:rPr>
-      </w:pPr>
-      <w:r>
-        <w:rPr>
-          <w:rFonts w:ascii="Times New Roman" w:cs="Times New Roman" w:eastAsia="Times New Roman" w:hAnsi="Times New Roman"/>
-          <w:i w:val="1"/>
-          <w:color w:val="ff0000"/>
-          <w:sz w:val="24"/>
-          <w:szCs w:val="24"/>
-          <w:rtl w:val="0"/>
-        </w:rPr>
-        <w:t xml:space="preserve">Стих: </w:t>
-      </w:r>
-      <w:r>
-        <w:rPr>
-          <w:rFonts w:ascii="Times New Roman" w:cs="Times New Roman" w:eastAsia="Times New Roman" w:hAnsi="Times New Roman"/>
-          <w:sz w:val="24"/>
-          <w:szCs w:val="24"/>
+        <w:t>Вели́ке</w:t>
+      </w:r>
+      <w:r>
+        <w:rPr>
+          <w:rFonts w:ascii="Times New Roman" w:hAnsi="Times New Roman"/>
+          <w:sz w:val="24"/>
           <w:u w:val="single"/>
-          <w:rtl w:val="0"/>
-        </w:rPr>
-        <w:t xml:space="preserve">Велике бо до нас його милосердя, і вірність Господа повіки.</w:t>
+        </w:rPr>
+        <w:t xml:space="preserve"> </w:t>
+      </w:r>
+      <w:r>
+        <w:rPr>
+          <w:rFonts w:ascii="Times New Roman" w:hAnsi="Times New Roman"/>
+          <w:sz w:val="24"/>
+          <w:u w:val="single"/>
+        </w:rPr>
+        <w:t>бо</w:t>
+      </w:r>
+      <w:r>
+        <w:rPr>
+          <w:rFonts w:ascii="Times New Roman" w:hAnsi="Times New Roman"/>
+          <w:sz w:val="24"/>
+          <w:u w:val="single"/>
+        </w:rPr>
+        <w:t xml:space="preserve"> </w:t>
+      </w:r>
+      <w:r>
+        <w:rPr>
+          <w:rFonts w:ascii="Times New Roman" w:hAnsi="Times New Roman"/>
+          <w:sz w:val="24"/>
+          <w:u w:val="single"/>
+        </w:rPr>
+        <w:t>до</w:t>
+      </w:r>
+      <w:r>
+        <w:rPr>
+          <w:rFonts w:ascii="Times New Roman" w:hAnsi="Times New Roman"/>
+          <w:sz w:val="24"/>
+          <w:u w:val="single"/>
+        </w:rPr>
+        <w:t xml:space="preserve"> </w:t>
+      </w:r>
+      <w:r>
+        <w:rPr>
+          <w:rFonts w:ascii="Times New Roman" w:hAnsi="Times New Roman"/>
+          <w:sz w:val="24"/>
+          <w:u w:val="single"/>
+        </w:rPr>
+        <w:t>нас</w:t>
+      </w:r>
+      <w:r>
+        <w:rPr>
+          <w:rFonts w:ascii="Times New Roman" w:hAnsi="Times New Roman"/>
+          <w:sz w:val="24"/>
+          <w:u w:val="single"/>
+        </w:rPr>
+        <w:t xml:space="preserve"> </w:t>
+      </w:r>
+      <w:r>
+        <w:rPr>
+          <w:rFonts w:ascii="Times New Roman" w:hAnsi="Times New Roman"/>
+          <w:sz w:val="24"/>
+          <w:u w:val="single"/>
+        </w:rPr>
+        <w:t>Його́</w:t>
+      </w:r>
+      <w:r>
+        <w:rPr>
+          <w:rFonts w:ascii="Times New Roman" w:hAnsi="Times New Roman"/>
+          <w:sz w:val="24"/>
+          <w:u w:val="single"/>
+        </w:rPr>
+        <w:t xml:space="preserve"> </w:t>
+      </w:r>
+      <w:r>
+        <w:rPr>
+          <w:rFonts w:ascii="Times New Roman" w:hAnsi="Times New Roman"/>
+          <w:sz w:val="24"/>
+          <w:u w:val="single"/>
+        </w:rPr>
+        <w:t>милосе́рдя,*</w:t>
+      </w:r>
+      <w:r>
+        <w:rPr>
+          <w:rFonts w:ascii="Times New Roman" w:hAnsi="Times New Roman"/>
+          <w:sz w:val="24"/>
+          <w:u w:val="single"/>
+        </w:rPr>
+        <w:t xml:space="preserve"> </w:t>
+      </w:r>
+      <w:r>
+        <w:rPr>
+          <w:rFonts w:ascii="Times New Roman" w:hAnsi="Times New Roman"/>
+          <w:sz w:val="24"/>
+          <w:u w:val="single"/>
+        </w:rPr>
+        <w:t>і</w:t>
+      </w:r>
+      <w:r>
+        <w:rPr>
+          <w:rFonts w:ascii="Times New Roman" w:hAnsi="Times New Roman"/>
+          <w:sz w:val="24"/>
+          <w:u w:val="single"/>
+        </w:rPr>
+        <w:t xml:space="preserve"> </w:t>
+      </w:r>
+      <w:r>
+        <w:rPr>
+          <w:rFonts w:ascii="Times New Roman" w:hAnsi="Times New Roman"/>
+          <w:sz w:val="24"/>
+          <w:u w:val="single"/>
+        </w:rPr>
+        <w:t>ві́рність</w:t>
+      </w:r>
+      <w:r>
+        <w:rPr>
+          <w:rFonts w:ascii="Times New Roman" w:hAnsi="Times New Roman"/>
+          <w:sz w:val="24"/>
+          <w:u w:val="single"/>
+        </w:rPr>
+        <w:t xml:space="preserve"> </w:t>
+      </w:r>
+      <w:r>
+        <w:rPr>
+          <w:rFonts w:ascii="Times New Roman" w:hAnsi="Times New Roman"/>
+          <w:sz w:val="24"/>
+          <w:u w:val="single"/>
+        </w:rPr>
+        <w:t>Го́спода</w:t>
+      </w:r>
+      <w:r>
+        <w:rPr>
+          <w:rFonts w:ascii="Times New Roman" w:hAnsi="Times New Roman"/>
+          <w:sz w:val="24"/>
+          <w:u w:val="single"/>
+        </w:rPr>
+        <w:t xml:space="preserve"> </w:t>
+      </w:r>
+      <w:r>
+        <w:rPr>
+          <w:rFonts w:ascii="Times New Roman" w:hAnsi="Times New Roman"/>
+          <w:sz w:val="24"/>
+          <w:u w:val="single"/>
+        </w:rPr>
+        <w:t>пові́ки.</w:t>
       </w:r>
     </w:p>
     <w:p>
@@ -5560,7 +6675,7 @@
           <w:szCs w:val="24"/>
           <w:rtl w:val="0"/>
         </w:rPr>
-        <w:t xml:space="preserve">Добрий Чоловіколюбче Царю, що все благословляєш! Молимось тобі наполегливо, серцем сокрушеним і духом смиренним: Благослови наші входи і виходи, Христе, істинний Боже наш. Бо прихід твій і вознесіння, і пожиття з людьми завжди благословенне: нині і повсякчас, і на віки віків. Амінь.</w:t>
+        <w:t>Добрий Людинолюбче Царю, що все благословляєш! Молимось тобі наполегливо, серцем сокрушеним і духом смиренним: Благослови наші входи і виходи, Христе, істинний Боже наш. Бо прихід твій і вознесіння, і пожиття з людьми завжди благословенне: нині і повсякчас, і на віки віків. Амінь.</w:t>
       </w:r>
     </w:p>
     <w:p>
@@ -7998,7 +9113,7 @@
           <w:u w:val="single"/>
           <w:rtl w:val="0"/>
         </w:rPr>
-        <w:t xml:space="preserve">[Боже великий і вишній, в тебе одного є безсмертність і в світлі живеш недоступнім. Ти все створіння мудро створив, відокремив світло від темряви і сонце поклав, щоб правити днем, а місяць і зорі, щоб володіли ніччю, нас же грішних вчинив достойними і в теперішню годину стати перед твоїм обличчям, щоб тебе визнавати і принести тобі вечірнє славослов'я. Направ, Чоловіколюбче, молитву нашу, немов кадило, перед тобою і прийми її, як благовонний запах. Дай нам мирний цей вечір і близьку вже ніч; зодягни нас у броню світла; визволь нас від нічного страху і всякої речі, що в темряві з'являється, і дай сон, що його ти дарував на відпочинок нашій немічності, вільний від усякого маріння диявольського. Владико, давче добра, хай і на нашій постелі, бувши тобі милими, згадуємо вночі твоє ім'я і, просвічувані навчанням твоїх заповідей, встанемо в душевній радості до звеличування твоєї доброти, приносячи твоєму милосердю молитви і моління, за наші і всіх твоїх людей провини. Відвідай їх задля молитов святої Богородиці.]</w:t>
+        <w:t>[Боже великий і вишній, в тебе одного є безсмертність і в світлі живеш недоступнім. Ти все створіння мудро створив, відокремив світло від темряви і сонце поклав, щоб правити днем, а місяць і зорі, щоб володіли ніччю, нас же грішних вчинив достойними і в теперішню годину стати перед твоїм обличчям, щоб тебе визнавати і принести тобі вечірнє славослов'я. Направ, Людинолюбче, молитву нашу, немов кадило, перед тобою і прийми її, як благовонний запах. Дай нам мирний цей вечір і близьку вже ніч; зодягни нас у броню світла; визволь нас від нічного страху і всякої речі, що в темряві з'являється, і дай сон, що його ти дарував на відпочинок нашій немічності, вільний від усякого маріння диявольського. Владико, давче добра, хай і на нашій постелі, бувши тобі милими, згадуємо вночі твоє ім'я і, просвічувані навчанням твоїх заповідей, встанемо в душевній радості до звеличування твоєї доброти, приносячи твоєму милосердю молитви і моління, за наші і всіх твоїх людей провини. Відвідай їх задля молитов святої Богородиці.]</w:t>
       </w:r>
     </w:p>
     <w:p>
@@ -8257,49 +9372,374 @@
           <w:szCs w:val="24"/>
           <w:rtl w:val="0"/>
         </w:rPr>
-        <w:t xml:space="preserve"> Господи, Боже наш, що прихилив небо і зійшов на спасіння людського роду! Зглянься на слуг твоїх і на спадкоємство твоє, бо перед тобою, страшним і чоловіколюбним Суддею, слуги твої схилили свої голови і зігнули свої шиї, не від людей очікуючи допомоги, але на твою надіючись милість і твого очікуючи спасіння; тож оберігай їх повсякчасно, і в цей вечір, і в прийдешню ніч збережи від усякого ворога, і від будь-якого зазіхання диявольського, і від думок марних, і спогадів лукавих.</w:t>
-      </w:r>
-    </w:p>
-    <w:p>
-      <w:pPr>
-        <w:spacing w:after="120" w:lineRule="auto"/>
-        <w:rPr/>
-      </w:pPr>
-      <w:r>
-        <w:rPr>
-          <w:rFonts w:ascii="Times New Roman" w:cs="Times New Roman" w:eastAsia="Times New Roman" w:hAnsi="Times New Roman"/>
-          <w:i w:val="1"/>
-          <w:color w:val="ff0000"/>
-          <w:sz w:val="24"/>
-          <w:szCs w:val="24"/>
-          <w:rtl w:val="0"/>
-        </w:rPr>
-        <w:t xml:space="preserve">Священик:</w:t>
-      </w:r>
-      <w:r>
-        <w:rPr>
-          <w:rFonts w:ascii="Times New Roman" w:cs="Times New Roman" w:eastAsia="Times New Roman" w:hAnsi="Times New Roman"/>
-          <w:color w:val="ff0000"/>
-          <w:sz w:val="24"/>
-          <w:szCs w:val="24"/>
-          <w:rtl w:val="0"/>
+        <w:t xml:space="preserve"> Господи, Боже наш, що прихилив небо і зійшов на спасіння людського роду! Зглянься на слуг твоїх і на спадкоємство твоє, бо перед тобою, страшним і людинолюбним Суддею, слуги твої схилили свої голови і зігнули свої шиї, не від людей очікуючи допомоги, але на твою надіючись милість і твого очікуючи спасіння; тож оберігай їх повсякчасно, і в цей вечір, і в прийдешню ніч збережи від усякого ворога, і від будь-якого зазіхання диявольського, і від думок марних, і спогадів лукавих.</w:t>
+      </w:r>
+    </w:p>
+    <w:p>
+      <w:pPr>
+        <w:pStyle w:val="Normal"/>
+        <w:spacing w:after="120"/>
+      </w:pPr>
+      <w:r>
+        <w:rPr>
+          <w:rFonts w:ascii="Times New Roman" w:hAnsi="Times New Roman"/>
+          <w:i/>
+          <w:color w:val="FF0000"/>
+          <w:sz w:val="24"/>
+        </w:rPr>
+        <w:t>Священик:</w:t>
+      </w:r>
+      <w:r>
+        <w:rPr>
+          <w:rFonts w:ascii="Times New Roman" w:hAnsi="Times New Roman"/>
+          <w:color w:val="FF0000"/>
+          <w:sz w:val="24"/>
         </w:rPr>
         <w:t xml:space="preserve"> </w:t>
       </w:r>
       <w:r>
         <w:rPr>
-          <w:rFonts w:ascii="Times New Roman" w:cs="Times New Roman" w:eastAsia="Times New Roman" w:hAnsi="Times New Roman"/>
-          <w:color w:val="000000"/>
-          <w:sz w:val="24"/>
-          <w:szCs w:val="24"/>
-          <w:rtl w:val="0"/>
-        </w:rPr>
-        <w:t xml:space="preserve">Нехай буде влада царства Твого благословенна і дуже прославлена: Отця, і Сина, і Святого Духа, нині і повсякчас, і на віки віків.</w:t>
-      </w:r>
-      <w:r>
-        <w:rPr>
-          <w:rtl w:val="0"/>
-        </w:rPr>
+          <w:rFonts w:ascii="Times New Roman" w:hAnsi="Times New Roman"/>
+          <w:color w:val="000000"/>
+          <w:sz w:val="24"/>
+        </w:rPr>
+        <w:t>Нехай</w:t>
+      </w:r>
+      <w:r>
+        <w:rPr>
+          <w:rFonts w:ascii="Times New Roman" w:hAnsi="Times New Roman"/>
+          <w:color w:val="000000"/>
+          <w:sz w:val="24"/>
+        </w:rPr>
+        <w:t xml:space="preserve"> </w:t>
+      </w:r>
+      <w:r>
+        <w:rPr>
+          <w:rFonts w:ascii="Times New Roman" w:hAnsi="Times New Roman"/>
+          <w:color w:val="000000"/>
+          <w:sz w:val="24"/>
+        </w:rPr>
+        <w:t>буде</w:t>
+      </w:r>
+      <w:r>
+        <w:rPr>
+          <w:rFonts w:ascii="Times New Roman" w:hAnsi="Times New Roman"/>
+          <w:color w:val="000000"/>
+          <w:sz w:val="24"/>
+        </w:rPr>
+        <w:t xml:space="preserve"> </w:t>
+      </w:r>
+      <w:r>
+        <w:rPr>
+          <w:rFonts w:ascii="Times New Roman" w:hAnsi="Times New Roman"/>
+          <w:color w:val="000000"/>
+          <w:sz w:val="24"/>
+        </w:rPr>
+        <w:t>влада</w:t>
+      </w:r>
+      <w:r>
+        <w:rPr>
+          <w:rFonts w:ascii="Times New Roman" w:hAnsi="Times New Roman"/>
+          <w:color w:val="000000"/>
+          <w:sz w:val="24"/>
+        </w:rPr>
+        <w:t xml:space="preserve"> </w:t>
+      </w:r>
+      <w:r>
+        <w:rPr>
+          <w:rFonts w:ascii="Times New Roman" w:hAnsi="Times New Roman"/>
+          <w:color w:val="000000"/>
+          <w:sz w:val="24"/>
+        </w:rPr>
+        <w:t>царства</w:t>
+      </w:r>
+      <w:r>
+        <w:rPr>
+          <w:rFonts w:ascii="Times New Roman" w:hAnsi="Times New Roman"/>
+          <w:color w:val="000000"/>
+          <w:sz w:val="24"/>
+        </w:rPr>
+        <w:t xml:space="preserve"> </w:t>
+      </w:r>
+      <w:r>
+        <w:rPr>
+          <w:rFonts w:ascii="Times New Roman" w:hAnsi="Times New Roman"/>
+          <w:color w:val="000000"/>
+          <w:sz w:val="24"/>
+        </w:rPr>
+        <w:t>Твого</w:t>
+      </w:r>
+      <w:r>
+        <w:rPr>
+          <w:rFonts w:ascii="Times New Roman" w:hAnsi="Times New Roman"/>
+          <w:color w:val="000000"/>
+          <w:sz w:val="24"/>
+        </w:rPr>
+        <w:t xml:space="preserve"> </w:t>
+      </w:r>
+      <w:r>
+        <w:rPr>
+          <w:rFonts w:ascii="Times New Roman" w:hAnsi="Times New Roman"/>
+          <w:color w:val="000000"/>
+          <w:sz w:val="24"/>
+        </w:rPr>
+        <w:t>благословенна</w:t>
+      </w:r>
+      <w:r>
+        <w:rPr>
+          <w:rFonts w:ascii="Times New Roman" w:hAnsi="Times New Roman"/>
+          <w:color w:val="000000"/>
+          <w:sz w:val="24"/>
+        </w:rPr>
+        <w:t xml:space="preserve"> </w:t>
+      </w:r>
+      <w:r>
+        <w:rPr>
+          <w:rFonts w:ascii="Times New Roman" w:hAnsi="Times New Roman"/>
+          <w:color w:val="000000"/>
+          <w:sz w:val="24"/>
+        </w:rPr>
+        <w:t>і</w:t>
+      </w:r>
+      <w:r>
+        <w:rPr>
+          <w:rFonts w:ascii="Times New Roman" w:hAnsi="Times New Roman"/>
+          <w:color w:val="000000"/>
+          <w:sz w:val="24"/>
+        </w:rPr>
+        <w:t xml:space="preserve"> </w:t>
+      </w:r>
+      <w:r>
+        <w:rPr>
+          <w:rFonts w:ascii="Times New Roman" w:hAnsi="Times New Roman"/>
+          <w:color w:val="000000"/>
+          <w:sz w:val="24"/>
+        </w:rPr>
+        <w:t>дуже</w:t>
+      </w:r>
+      <w:r>
+        <w:rPr>
+          <w:rFonts w:ascii="Times New Roman" w:hAnsi="Times New Roman"/>
+          <w:color w:val="000000"/>
+          <w:sz w:val="24"/>
+        </w:rPr>
+        <w:t xml:space="preserve"> </w:t>
+      </w:r>
+      <w:r>
+        <w:rPr>
+          <w:rFonts w:ascii="Times New Roman" w:hAnsi="Times New Roman"/>
+          <w:color w:val="000000"/>
+          <w:sz w:val="24"/>
+        </w:rPr>
+        <w:t>прославлена:</w:t>
+      </w:r>
+      <w:r>
+        <w:rPr>
+          <w:rFonts w:ascii="Times New Roman" w:hAnsi="Times New Roman"/>
+          <w:color w:val="000000"/>
+          <w:sz w:val="24"/>
+        </w:rPr>
+        <w:t xml:space="preserve"> </w:t>
+      </w:r>
+      <w:r>
+        <w:rPr>
+          <w:rFonts w:ascii="Times New Roman" w:hAnsi="Times New Roman"/>
+          <w:color w:val="000000"/>
+          <w:sz w:val="24"/>
+        </w:rPr>
+        <w:t>Отця,</w:t>
+      </w:r>
+      <w:r>
+        <w:rPr>
+          <w:rFonts w:ascii="Times New Roman" w:hAnsi="Times New Roman"/>
+          <w:color w:val="000000"/>
+          <w:sz w:val="24"/>
+        </w:rPr>
+        <w:t xml:space="preserve"> </w:t>
+      </w:r>
+      <w:r>
+        <w:rPr>
+          <w:rFonts w:ascii="Times New Roman" w:hAnsi="Times New Roman"/>
+          <w:color w:val="000000"/>
+          <w:sz w:val="24"/>
+        </w:rPr>
+        <w:t>і</w:t>
+      </w:r>
+      <w:r>
+        <w:rPr>
+          <w:rFonts w:ascii="Times New Roman" w:hAnsi="Times New Roman"/>
+          <w:color w:val="000000"/>
+          <w:sz w:val="24"/>
+        </w:rPr>
+        <w:t xml:space="preserve"> </w:t>
+      </w:r>
+      <w:r>
+        <w:rPr>
+          <w:rFonts w:ascii="Times New Roman" w:hAnsi="Times New Roman"/>
+          <w:color w:val="000000"/>
+          <w:sz w:val="24"/>
+        </w:rPr>
+        <w:t>Сина,</w:t>
+      </w:r>
+      <w:r>
+        <w:rPr>
+          <w:rFonts w:ascii="Times New Roman" w:hAnsi="Times New Roman"/>
+          <w:color w:val="000000"/>
+          <w:sz w:val="24"/>
+        </w:rPr>
+        <w:t xml:space="preserve"> </w:t>
+      </w:r>
+      <w:r>
+        <w:rPr>
+          <w:rFonts w:ascii="Times New Roman" w:hAnsi="Times New Roman"/>
+          <w:color w:val="000000"/>
+          <w:sz w:val="24"/>
+        </w:rPr>
+        <w:t>і</w:t>
+      </w:r>
+      <w:r>
+        <w:rPr>
+          <w:rFonts w:ascii="Times New Roman" w:hAnsi="Times New Roman"/>
+          <w:color w:val="000000"/>
+          <w:sz w:val="24"/>
+        </w:rPr>
+        <w:t xml:space="preserve"> </w:t>
+      </w:r>
+      <w:r>
+        <w:rPr>
+          <w:rFonts w:ascii="Times New Roman" w:hAnsi="Times New Roman"/>
+          <w:color w:val="000000"/>
+          <w:sz w:val="24"/>
+        </w:rPr>
+        <w:t>Святого</w:t>
+      </w:r>
+      <w:r>
+        <w:rPr>
+          <w:rFonts w:ascii="Times New Roman" w:hAnsi="Times New Roman"/>
+          <w:color w:val="000000"/>
+          <w:sz w:val="24"/>
+        </w:rPr>
+        <w:t xml:space="preserve"> </w:t>
+      </w:r>
+      <w:r>
+        <w:rPr>
+          <w:rFonts w:ascii="Times New Roman" w:hAnsi="Times New Roman"/>
+          <w:color w:val="000000"/>
+          <w:sz w:val="24"/>
+        </w:rPr>
+        <w:t>Духа,</w:t>
+      </w:r>
+      <w:r>
+        <w:rPr>
+          <w:rFonts w:ascii="Times New Roman" w:hAnsi="Times New Roman"/>
+          <w:color w:val="000000"/>
+          <w:sz w:val="24"/>
+        </w:rPr>
+        <w:t xml:space="preserve"> </w:t>
+      </w:r>
+      <w:r>
+        <w:rPr>
+          <w:rFonts w:ascii="Times New Roman" w:hAnsi="Times New Roman"/>
+          <w:color w:val="000000"/>
+          <w:sz w:val="24"/>
+        </w:rPr>
+        <w:t>нині</w:t>
+      </w:r>
+      <w:r>
+        <w:rPr>
+          <w:rFonts w:ascii="Times New Roman" w:hAnsi="Times New Roman"/>
+          <w:color w:val="000000"/>
+          <w:sz w:val="24"/>
+        </w:rPr>
+        <w:t xml:space="preserve"> </w:t>
+      </w:r>
+      <w:r>
+        <w:rPr>
+          <w:rFonts w:ascii="Times New Roman" w:hAnsi="Times New Roman"/>
+          <w:color w:val="000000"/>
+          <w:sz w:val="24"/>
+        </w:rPr>
+        <w:t>і</w:t>
+      </w:r>
+      <w:r>
+        <w:rPr>
+          <w:rFonts w:ascii="Times New Roman" w:hAnsi="Times New Roman"/>
+          <w:color w:val="000000"/>
+          <w:sz w:val="24"/>
+        </w:rPr>
+        <w:t xml:space="preserve"> </w:t>
+      </w:r>
+      <w:r>
+        <w:rPr>
+          <w:rFonts w:ascii="Times New Roman" w:hAnsi="Times New Roman"/>
+          <w:color w:val="000000"/>
+          <w:sz w:val="24"/>
+        </w:rPr>
+        <w:t>повсякчас,</w:t>
+      </w:r>
+      <w:r>
+        <w:rPr>
+          <w:rFonts w:ascii="Times New Roman" w:hAnsi="Times New Roman"/>
+          <w:color w:val="000000"/>
+          <w:sz w:val="24"/>
+        </w:rPr>
+        <w:t xml:space="preserve"> </w:t>
+      </w:r>
+      <w:r>
+        <w:rPr>
+          <w:rFonts w:ascii="Times New Roman" w:hAnsi="Times New Roman"/>
+          <w:color w:val="000000"/>
+          <w:sz w:val="24"/>
+        </w:rPr>
+        <w:t>і</w:t>
+      </w:r>
+      <w:r>
+        <w:rPr>
+          <w:rFonts w:ascii="Times New Roman" w:hAnsi="Times New Roman"/>
+          <w:color w:val="000000"/>
+          <w:sz w:val="24"/>
+        </w:rPr>
+        <w:t xml:space="preserve"> </w:t>
+      </w:r>
+      <w:r>
+        <w:rPr>
+          <w:rFonts w:ascii="Times New Roman" w:hAnsi="Times New Roman"/>
+          <w:color w:val="000000"/>
+          <w:sz w:val="24"/>
+        </w:rPr>
+        <w:t>на</w:t>
+      </w:r>
+      <w:r>
+        <w:rPr>
+          <w:rFonts w:ascii="Times New Roman" w:hAnsi="Times New Roman"/>
+          <w:color w:val="000000"/>
+          <w:sz w:val="24"/>
+        </w:rPr>
+        <w:t xml:space="preserve"> </w:t>
+      </w:r>
+      <w:r>
+        <w:rPr>
+          <w:rFonts w:ascii="Times New Roman" w:hAnsi="Times New Roman"/>
+          <w:color w:val="000000"/>
+          <w:sz w:val="24"/>
+        </w:rPr>
+        <w:t>віки</w:t>
+      </w:r>
+      <w:r>
+        <w:rPr>
+          <w:rFonts w:ascii="Times New Roman" w:hAnsi="Times New Roman"/>
+          <w:color w:val="000000"/>
+          <w:sz w:val="24"/>
+        </w:rPr>
+        <w:t xml:space="preserve"> </w:t>
+      </w:r>
+      <w:r>
+        <w:rPr>
+          <w:rFonts w:ascii="Times New Roman" w:hAnsi="Times New Roman"/>
+          <w:color w:val="000000"/>
+          <w:sz w:val="24"/>
+        </w:rPr>
+        <w:t>віків.</w:t>
       </w:r>
     </w:p>
     <w:p>
@@ -8401,7 +9841,7 @@
           <w:szCs w:val="24"/>
           <w:rtl w:val="0"/>
         </w:rPr>
-        <w:t xml:space="preserve"> Твоєю страстю, Христе, ти затемнив сонце,* а світлом твого воскресіння ти все просвітив, що існує.* Тож прийми нашу вечірню пісню, Чоловіколюбче.</w:t>
+        <w:t xml:space="preserve"> Твоєю страстю, Христе, ти затемнив сонце,* а світлом твого воскресіння ти все просвітив, що існує.* Тож прийми нашу вечірню пісню, Людинолюбче.</w:t>
       </w:r>
     </w:p>
     <w:p>
@@ -8748,84 +10188,432 @@
     </w:p>
     <w:p>
       <w:pPr>
-        <w:spacing w:after="120" w:lineRule="auto"/>
-        <w:jc w:val="both"/>
-        <w:rPr>
-          <w:rFonts w:ascii="Times New Roman" w:cs="Times New Roman" w:eastAsia="Times New Roman" w:hAnsi="Times New Roman"/>
-          <w:sz w:val="24"/>
-          <w:szCs w:val="24"/>
-        </w:rPr>
-      </w:pPr>
-      <w:r>
-        <w:rPr>
-          <w:rFonts w:ascii="Times New Roman" w:cs="Times New Roman" w:eastAsia="Times New Roman" w:hAnsi="Times New Roman"/>
-          <w:sz w:val="24"/>
-          <w:szCs w:val="24"/>
-          <w:rtl w:val="0"/>
-        </w:rPr>
-        <w:t xml:space="preserve">Нині відпускаєш слугу твого, Владико,* за твоїм словом у мирі. </w:t>
-      </w:r>
-    </w:p>
-    <w:p>
-      <w:pPr>
-        <w:spacing w:after="120" w:lineRule="auto"/>
-        <w:jc w:val="both"/>
-        <w:rPr>
-          <w:rFonts w:ascii="Times New Roman" w:cs="Times New Roman" w:eastAsia="Times New Roman" w:hAnsi="Times New Roman"/>
-          <w:sz w:val="24"/>
-          <w:szCs w:val="24"/>
-        </w:rPr>
-      </w:pPr>
-      <w:r>
-        <w:rPr>
-          <w:rFonts w:ascii="Times New Roman" w:cs="Times New Roman" w:eastAsia="Times New Roman" w:hAnsi="Times New Roman"/>
-          <w:sz w:val="24"/>
-          <w:szCs w:val="24"/>
-          <w:rtl w:val="0"/>
-        </w:rPr>
-        <w:t xml:space="preserve">Бо побачили очі мої* спасіння твоє, </w:t>
-      </w:r>
-    </w:p>
-    <w:p>
-      <w:pPr>
-        <w:spacing w:after="120" w:lineRule="auto"/>
-        <w:jc w:val="both"/>
-        <w:rPr>
-          <w:rFonts w:ascii="Times New Roman" w:cs="Times New Roman" w:eastAsia="Times New Roman" w:hAnsi="Times New Roman"/>
-          <w:sz w:val="24"/>
-          <w:szCs w:val="24"/>
-        </w:rPr>
-      </w:pPr>
-      <w:r>
-        <w:rPr>
-          <w:rFonts w:ascii="Times New Roman" w:cs="Times New Roman" w:eastAsia="Times New Roman" w:hAnsi="Times New Roman"/>
-          <w:sz w:val="24"/>
-          <w:szCs w:val="24"/>
-          <w:rtl w:val="0"/>
-        </w:rPr>
-        <w:t xml:space="preserve">Що приготував ти* перед усіма народами. </w:t>
-      </w:r>
-    </w:p>
-    <w:p>
-      <w:pPr>
-        <w:spacing w:after="120" w:lineRule="auto"/>
-        <w:rPr>
-          <w:rFonts w:ascii="Times New Roman" w:cs="Times New Roman" w:eastAsia="Times New Roman" w:hAnsi="Times New Roman"/>
-        </w:rPr>
-      </w:pPr>
-      <w:r>
-        <w:rPr>
-          <w:rFonts w:ascii="Times New Roman" w:cs="Times New Roman" w:eastAsia="Times New Roman" w:hAnsi="Times New Roman"/>
-          <w:sz w:val="24"/>
-          <w:szCs w:val="24"/>
-          <w:rtl w:val="0"/>
-        </w:rPr>
-        <w:t xml:space="preserve">Світло на просвіту поганам,* і славу люду твого, Ізраїля.</w:t>
-      </w:r>
-      <w:r>
-        <w:rPr>
-          <w:rtl w:val="0"/>
-        </w:rPr>
+        <w:pStyle w:val="Normal"/>
+        <w:spacing w:after="120"/>
+      </w:pPr>
+      <w:r>
+        <w:rPr>
+          <w:rFonts w:ascii="Times New Roman" w:hAnsi="Times New Roman"/>
+          <w:sz w:val="24"/>
+        </w:rPr>
+        <w:t>Ни́ні</w:t>
+      </w:r>
+      <w:r>
+        <w:rPr>
+          <w:rFonts w:ascii="Times New Roman" w:hAnsi="Times New Roman"/>
+          <w:sz w:val="24"/>
+        </w:rPr>
+        <w:t xml:space="preserve"> </w:t>
+      </w:r>
+      <w:r>
+        <w:rPr>
+          <w:rFonts w:ascii="Times New Roman" w:hAnsi="Times New Roman"/>
+          <w:sz w:val="24"/>
+        </w:rPr>
+        <w:t>відпуска́єш</w:t>
+      </w:r>
+      <w:r>
+        <w:rPr>
+          <w:rFonts w:ascii="Times New Roman" w:hAnsi="Times New Roman"/>
+          <w:sz w:val="24"/>
+        </w:rPr>
+        <w:t xml:space="preserve"> </w:t>
+      </w:r>
+      <w:r>
+        <w:rPr>
+          <w:rFonts w:ascii="Times New Roman" w:hAnsi="Times New Roman"/>
+          <w:sz w:val="24"/>
+        </w:rPr>
+        <w:t>слугу́</w:t>
+      </w:r>
+      <w:r>
+        <w:rPr>
+          <w:rFonts w:ascii="Times New Roman" w:hAnsi="Times New Roman"/>
+          <w:sz w:val="24"/>
+        </w:rPr>
+        <w:t xml:space="preserve"> </w:t>
+      </w:r>
+      <w:r>
+        <w:rPr>
+          <w:rFonts w:ascii="Times New Roman" w:hAnsi="Times New Roman"/>
+          <w:sz w:val="24"/>
+        </w:rPr>
+        <w:t>Твого́,</w:t>
+      </w:r>
+      <w:r>
+        <w:rPr>
+          <w:rFonts w:ascii="Times New Roman" w:hAnsi="Times New Roman"/>
+          <w:sz w:val="24"/>
+        </w:rPr>
+        <w:t xml:space="preserve"> </w:t>
+      </w:r>
+      <w:r>
+        <w:rPr>
+          <w:rFonts w:ascii="Times New Roman" w:hAnsi="Times New Roman"/>
+          <w:sz w:val="24"/>
+        </w:rPr>
+        <w:t>Влади́ко,*</w:t>
+      </w:r>
+      <w:r>
+        <w:rPr>
+          <w:rFonts w:ascii="Times New Roman" w:hAnsi="Times New Roman"/>
+          <w:sz w:val="24"/>
+        </w:rPr>
+        <w:t xml:space="preserve"> </w:t>
+      </w:r>
+      <w:r>
+        <w:rPr>
+          <w:rFonts w:ascii="Times New Roman" w:hAnsi="Times New Roman"/>
+          <w:sz w:val="24"/>
+        </w:rPr>
+        <w:t>за</w:t>
+      </w:r>
+      <w:r>
+        <w:rPr>
+          <w:rFonts w:ascii="Times New Roman" w:hAnsi="Times New Roman"/>
+          <w:sz w:val="24"/>
+        </w:rPr>
+        <w:t xml:space="preserve"> </w:t>
+      </w:r>
+      <w:r>
+        <w:rPr>
+          <w:rFonts w:ascii="Times New Roman" w:hAnsi="Times New Roman"/>
+          <w:sz w:val="24"/>
+        </w:rPr>
+        <w:t>Твої́м</w:t>
+      </w:r>
+      <w:r>
+        <w:rPr>
+          <w:rFonts w:ascii="Times New Roman" w:hAnsi="Times New Roman"/>
+          <w:sz w:val="24"/>
+        </w:rPr>
+        <w:t xml:space="preserve"> </w:t>
+      </w:r>
+      <w:r>
+        <w:rPr>
+          <w:rFonts w:ascii="Times New Roman" w:hAnsi="Times New Roman"/>
+          <w:sz w:val="24"/>
+        </w:rPr>
+        <w:t>сло́вом</w:t>
+      </w:r>
+      <w:r>
+        <w:rPr>
+          <w:rFonts w:ascii="Times New Roman" w:hAnsi="Times New Roman"/>
+          <w:sz w:val="24"/>
+        </w:rPr>
+        <w:t xml:space="preserve"> </w:t>
+      </w:r>
+      <w:r>
+        <w:rPr>
+          <w:rFonts w:ascii="Times New Roman" w:hAnsi="Times New Roman"/>
+          <w:sz w:val="24"/>
+        </w:rPr>
+        <w:t>у</w:t>
+      </w:r>
+      <w:r>
+        <w:rPr>
+          <w:rFonts w:ascii="Times New Roman" w:hAnsi="Times New Roman"/>
+          <w:sz w:val="24"/>
+        </w:rPr>
+        <w:t xml:space="preserve"> </w:t>
+      </w:r>
+      <w:r>
+        <w:rPr>
+          <w:rFonts w:ascii="Times New Roman" w:hAnsi="Times New Roman"/>
+          <w:sz w:val="24"/>
+        </w:rPr>
+        <w:t>ми́рі.</w:t>
+      </w:r>
+    </w:p>
+    <w:p>
+      <w:pPr>
+        <w:pStyle w:val="Normal"/>
+        <w:spacing w:after="120"/>
+      </w:pPr>
+      <w:r>
+        <w:rPr>
+          <w:rFonts w:ascii="Times New Roman" w:hAnsi="Times New Roman"/>
+          <w:sz w:val="24"/>
+        </w:rPr>
+        <w:t>Бо</w:t>
+      </w:r>
+      <w:r>
+        <w:rPr>
+          <w:rFonts w:ascii="Times New Roman" w:hAnsi="Times New Roman"/>
+          <w:sz w:val="24"/>
+        </w:rPr>
+        <w:t xml:space="preserve"> </w:t>
+      </w:r>
+      <w:r>
+        <w:rPr>
+          <w:rFonts w:ascii="Times New Roman" w:hAnsi="Times New Roman"/>
+          <w:sz w:val="24"/>
+        </w:rPr>
+        <w:t>поба́чили</w:t>
+      </w:r>
+      <w:r>
+        <w:rPr>
+          <w:rFonts w:ascii="Times New Roman" w:hAnsi="Times New Roman"/>
+          <w:sz w:val="24"/>
+        </w:rPr>
+        <w:t xml:space="preserve"> </w:t>
+      </w:r>
+      <w:r>
+        <w:rPr>
+          <w:rFonts w:ascii="Times New Roman" w:hAnsi="Times New Roman"/>
+          <w:sz w:val="24"/>
+        </w:rPr>
+        <w:t>о́чі</w:t>
+      </w:r>
+      <w:r>
+        <w:rPr>
+          <w:rFonts w:ascii="Times New Roman" w:hAnsi="Times New Roman"/>
+          <w:sz w:val="24"/>
+        </w:rPr>
+        <w:t xml:space="preserve"> </w:t>
+      </w:r>
+      <w:r>
+        <w:rPr>
+          <w:rFonts w:ascii="Times New Roman" w:hAnsi="Times New Roman"/>
+          <w:sz w:val="24"/>
+        </w:rPr>
+        <w:t>мої́*</w:t>
+      </w:r>
+      <w:r>
+        <w:rPr>
+          <w:rFonts w:ascii="Times New Roman" w:hAnsi="Times New Roman"/>
+          <w:sz w:val="24"/>
+        </w:rPr>
+        <w:t xml:space="preserve"> </w:t>
+      </w:r>
+      <w:r>
+        <w:rPr>
+          <w:rFonts w:ascii="Times New Roman" w:hAnsi="Times New Roman"/>
+          <w:sz w:val="24"/>
+        </w:rPr>
+        <w:t>спасі́ння</w:t>
+      </w:r>
+      <w:r>
+        <w:rPr>
+          <w:rFonts w:ascii="Times New Roman" w:hAnsi="Times New Roman"/>
+          <w:sz w:val="24"/>
+        </w:rPr>
+        <w:t xml:space="preserve"> </w:t>
+      </w:r>
+      <w:r>
+        <w:rPr>
+          <w:rFonts w:ascii="Times New Roman" w:hAnsi="Times New Roman"/>
+          <w:sz w:val="24"/>
+        </w:rPr>
+        <w:t>Твоє́;</w:t>
+      </w:r>
+    </w:p>
+    <w:p>
+      <w:pPr>
+        <w:pStyle w:val="Normal"/>
+        <w:spacing w:after="120"/>
+      </w:pPr>
+      <w:r>
+        <w:rPr>
+          <w:rFonts w:ascii="Times New Roman" w:hAnsi="Times New Roman"/>
+          <w:sz w:val="24"/>
+        </w:rPr>
+        <w:t>Що</w:t>
+      </w:r>
+      <w:r>
+        <w:rPr>
+          <w:rFonts w:ascii="Times New Roman" w:hAnsi="Times New Roman"/>
+          <w:sz w:val="24"/>
+        </w:rPr>
+        <w:t xml:space="preserve"> </w:t>
+      </w:r>
+      <w:r>
+        <w:rPr>
+          <w:rFonts w:ascii="Times New Roman" w:hAnsi="Times New Roman"/>
+          <w:sz w:val="24"/>
+        </w:rPr>
+        <w:t>приготува́в</w:t>
+      </w:r>
+      <w:r>
+        <w:rPr>
+          <w:rFonts w:ascii="Times New Roman" w:hAnsi="Times New Roman"/>
+          <w:sz w:val="24"/>
+        </w:rPr>
+        <w:t xml:space="preserve"> </w:t>
+      </w:r>
+      <w:r>
+        <w:rPr>
+          <w:rFonts w:ascii="Times New Roman" w:hAnsi="Times New Roman"/>
+          <w:sz w:val="24"/>
+        </w:rPr>
+        <w:t>Ти*</w:t>
+      </w:r>
+      <w:r>
+        <w:rPr>
+          <w:rFonts w:ascii="Times New Roman" w:hAnsi="Times New Roman"/>
+          <w:sz w:val="24"/>
+        </w:rPr>
+        <w:t xml:space="preserve"> </w:t>
+      </w:r>
+      <w:r>
+        <w:rPr>
+          <w:rFonts w:ascii="Times New Roman" w:hAnsi="Times New Roman"/>
+          <w:sz w:val="24"/>
+        </w:rPr>
+        <w:t>пе́ред</w:t>
+      </w:r>
+      <w:r>
+        <w:rPr>
+          <w:rFonts w:ascii="Times New Roman" w:hAnsi="Times New Roman"/>
+          <w:sz w:val="24"/>
+        </w:rPr>
+        <w:t xml:space="preserve"> </w:t>
+      </w:r>
+      <w:r>
+        <w:rPr>
+          <w:rFonts w:ascii="Times New Roman" w:hAnsi="Times New Roman"/>
+          <w:sz w:val="24"/>
+        </w:rPr>
+        <w:t>усіма́</w:t>
+      </w:r>
+      <w:r>
+        <w:rPr>
+          <w:rFonts w:ascii="Times New Roman" w:hAnsi="Times New Roman"/>
+          <w:sz w:val="24"/>
+        </w:rPr>
+        <w:t xml:space="preserve"> </w:t>
+      </w:r>
+      <w:r>
+        <w:rPr>
+          <w:rFonts w:ascii="Times New Roman" w:hAnsi="Times New Roman"/>
+          <w:sz w:val="24"/>
+        </w:rPr>
+        <w:t>наро́дами;</w:t>
+      </w:r>
+    </w:p>
+    <w:p>
+      <w:pPr>
+        <w:pStyle w:val="Normal"/>
+        <w:spacing w:after="120"/>
+      </w:pPr>
+      <w:r>
+        <w:rPr>
+          <w:rFonts w:ascii="Times New Roman" w:hAnsi="Times New Roman"/>
+          <w:sz w:val="24"/>
+        </w:rPr>
+        <w:t>Сві́тло</w:t>
+      </w:r>
+      <w:r>
+        <w:rPr>
+          <w:rFonts w:ascii="Times New Roman" w:hAnsi="Times New Roman"/>
+          <w:sz w:val="24"/>
+        </w:rPr>
+        <w:t xml:space="preserve"> </w:t>
+      </w:r>
+      <w:r>
+        <w:rPr>
+          <w:rFonts w:ascii="Times New Roman" w:hAnsi="Times New Roman"/>
+          <w:sz w:val="24"/>
+        </w:rPr>
+        <w:t>на</w:t>
+      </w:r>
+      <w:r>
+        <w:rPr>
+          <w:rFonts w:ascii="Times New Roman" w:hAnsi="Times New Roman"/>
+          <w:sz w:val="24"/>
+        </w:rPr>
+        <w:t xml:space="preserve"> </w:t>
+      </w:r>
+      <w:r>
+        <w:rPr>
+          <w:rFonts w:ascii="Times New Roman" w:hAnsi="Times New Roman"/>
+          <w:sz w:val="24"/>
+        </w:rPr>
+        <w:t>просві́ту</w:t>
+      </w:r>
+      <w:r>
+        <w:rPr>
+          <w:rFonts w:ascii="Times New Roman" w:hAnsi="Times New Roman"/>
+          <w:sz w:val="24"/>
+        </w:rPr>
+        <w:t xml:space="preserve"> </w:t>
+      </w:r>
+      <w:r>
+        <w:rPr>
+          <w:rFonts w:ascii="Times New Roman" w:hAnsi="Times New Roman"/>
+          <w:sz w:val="24"/>
+        </w:rPr>
+        <w:t>пога́нам,*</w:t>
+      </w:r>
+      <w:r>
+        <w:rPr>
+          <w:rFonts w:ascii="Times New Roman" w:hAnsi="Times New Roman"/>
+          <w:sz w:val="24"/>
+        </w:rPr>
+        <w:t xml:space="preserve"> </w:t>
+      </w:r>
+      <w:r>
+        <w:rPr>
+          <w:rFonts w:ascii="Times New Roman" w:hAnsi="Times New Roman"/>
+          <w:sz w:val="24"/>
+        </w:rPr>
+        <w:t>і</w:t>
+      </w:r>
+      <w:r>
+        <w:rPr>
+          <w:rFonts w:ascii="Times New Roman" w:hAnsi="Times New Roman"/>
+          <w:sz w:val="24"/>
+        </w:rPr>
+        <w:t xml:space="preserve"> </w:t>
+      </w:r>
+      <w:r>
+        <w:rPr>
+          <w:rFonts w:ascii="Times New Roman" w:hAnsi="Times New Roman"/>
+          <w:sz w:val="24"/>
+        </w:rPr>
+        <w:t>сла́ву</w:t>
+      </w:r>
+      <w:r>
+        <w:rPr>
+          <w:rFonts w:ascii="Times New Roman" w:hAnsi="Times New Roman"/>
+          <w:sz w:val="24"/>
+        </w:rPr>
+        <w:t xml:space="preserve"> </w:t>
+      </w:r>
+      <w:r>
+        <w:rPr>
+          <w:rFonts w:ascii="Times New Roman" w:hAnsi="Times New Roman"/>
+          <w:sz w:val="24"/>
+        </w:rPr>
+        <w:t>лю́ду</w:t>
+      </w:r>
+      <w:r>
+        <w:rPr>
+          <w:rFonts w:ascii="Times New Roman" w:hAnsi="Times New Roman"/>
+          <w:sz w:val="24"/>
+        </w:rPr>
+        <w:t xml:space="preserve"> </w:t>
+      </w:r>
+      <w:r>
+        <w:rPr>
+          <w:rFonts w:ascii="Times New Roman" w:hAnsi="Times New Roman"/>
+          <w:sz w:val="24"/>
+        </w:rPr>
+        <w:t>Твого́,</w:t>
+      </w:r>
+      <w:r>
+        <w:rPr>
+          <w:rFonts w:ascii="Times New Roman" w:hAnsi="Times New Roman"/>
+          <w:sz w:val="24"/>
+        </w:rPr>
+        <w:t xml:space="preserve"> </w:t>
+      </w:r>
+      <w:r>
+        <w:rPr>
+          <w:rFonts w:ascii="Times New Roman" w:hAnsi="Times New Roman"/>
+          <w:sz w:val="24"/>
+        </w:rPr>
+        <w:t>Ізра́їля.</w:t>
       </w:r>
     </w:p>
     <w:p>
@@ -11212,7 +13000,7 @@
           <w:szCs w:val="24"/>
           <w:rtl w:val="0"/>
         </w:rPr>
-        <w:t xml:space="preserve">Мене залічено до тих, що сходять у яму.* Я став як чоловік, що допомоги не має.</w:t>
+        <w:t>Мене залічено до тих, що сходять у яму.* Я став як людина, що допомоги не має.</w:t>
       </w:r>
     </w:p>
     <w:p>
@@ -12684,7 +14472,7 @@
           <w:szCs w:val="24"/>
           <w:rtl w:val="0"/>
         </w:rPr>
-        <w:t xml:space="preserve"> Господи, Боже наш! Ти за покаяння дарував людям відпущення, нам же, як образ пізнання і визнання гріхів, показав покаяння і прощення пророка Давида. Тож, Владико, помилуй з великої милости твоєї нас, що в чимало великих гріхів впали, і по багатстві ласк твоїх очисти беззаконня наші, бо перед тобою згрішили ми, Господи, що невідомі й таємні речі серця людського знаєш, і єдиний ти маєш владу прощати гріхи. Серце ж чисте вчини в нас і Духом владичним утверди нас, і радість спасіння твого яви нам. Не відкинь нас від лиця твого, але дозволь, як Добрий і Чоловіколюбець, аж до останнього нашого віддиху появляти тобі жертву справедливости й приноси на святих твоїх жертовниках, милістю і ласками і чоловіколюб'ям єдинородного Сина твого, з яким ти є благословенний з пресвятим, добрим і животворящим твоїм Духом, нині й повсякчас, і на віки віків. Амінь.</w:t>
+        <w:t xml:space="preserve"> Господи, Боже наш! Ти за покаяння дарував людям відпущення, нам же, як образ пізнання і визнання гріхів, показав покаяння і прощення пророка Давида. Тож, Владико, помилуй з великої милости твоєї нас, що в чимало великих гріхів впали, і по багатстві ласк твоїх очисти беззаконня наші, бо перед тобою згрішили ми, Господи, що невідомі й таємні речі серця людського знаєш, і єдиний ти маєш владу прощати гріхи. Серце ж чисте вчини в нас і Духом владичним утверди нас, і радість спасіння твого яви нам. Не відкинь нас від лиця твого, але дозволь, як Добрий і Людинолюбець, аж до останнього нашого віддиху появляти тобі жертву справедливости й приноси на святих твоїх жертовниках, милістю і ласками і людинолюб'ям єдинородного Сина твого, з яким ти є благословенний з пресвятим, добрим і животворящим твоїм Духом, нині й повсякчас, і на віки віків. Амінь.</w:t>
       </w:r>
     </w:p>
     <w:p>
@@ -16010,7 +17798,7 @@
           <w:szCs w:val="24"/>
           <w:rtl w:val="0"/>
         </w:rPr>
-        <w:t xml:space="preserve">: Життєдавця породивши, ти, Діво,* Адама з гріха визволила,* Єві радість замість смутку подала,* а відпалих від життя повернув до нього той,* що з тебе тіло прийняв – Бог і чоловік.</w:t>
+        <w:t>: Життєдавця породивши, ти, Діво,* Адама з гріха визволила,* Єві радість замість смутку подала,* а відпалих від життя повернув до нього той,* що з тебе тіло прийняв – Бог і людина.</w:t>
       </w:r>
     </w:p>
     <w:p>
@@ -17214,8 +19002,775 @@
     </w:p>
     <w:p>
       <w:pPr>
-        <w:spacing w:after="120" w:lineRule="auto"/>
-        <w:rPr/>
+        <w:pStyle w:val="Normal"/>
+        <w:spacing w:after="120"/>
+      </w:pPr>
+      <w:r>
+        <w:rPr>
+          <w:rFonts w:ascii="Times New Roman" w:hAnsi="Times New Roman"/>
+          <w:i/>
+          <w:color w:val="FF0000"/>
+          <w:sz w:val="24"/>
+        </w:rPr>
+        <w:t>Священик:</w:t>
+      </w:r>
+      <w:r>
+        <w:rPr>
+          <w:rFonts w:ascii="Times New Roman" w:hAnsi="Times New Roman"/>
+          <w:color w:val="000000"/>
+          <w:sz w:val="24"/>
+        </w:rPr>
+        <w:t xml:space="preserve"> </w:t>
+      </w:r>
+      <w:r>
+        <w:rPr>
+          <w:rFonts w:ascii="Times New Roman" w:hAnsi="Times New Roman"/>
+          <w:color w:val="000000"/>
+          <w:sz w:val="24"/>
+        </w:rPr>
+        <w:t>Бо</w:t>
+      </w:r>
+      <w:r>
+        <w:rPr>
+          <w:rFonts w:ascii="Times New Roman" w:hAnsi="Times New Roman"/>
+          <w:color w:val="000000"/>
+          <w:sz w:val="24"/>
+        </w:rPr>
+        <w:t xml:space="preserve"> </w:t>
+      </w:r>
+      <w:r>
+        <w:rPr>
+          <w:rFonts w:ascii="Times New Roman" w:hAnsi="Times New Roman"/>
+          <w:color w:val="000000"/>
+          <w:sz w:val="24"/>
+        </w:rPr>
+        <w:t>Ти</w:t>
+      </w:r>
+      <w:r>
+        <w:rPr>
+          <w:rFonts w:ascii="Times New Roman" w:hAnsi="Times New Roman"/>
+          <w:color w:val="000000"/>
+          <w:sz w:val="24"/>
+        </w:rPr>
+        <w:t xml:space="preserve"> </w:t>
+      </w:r>
+      <w:r>
+        <w:rPr>
+          <w:rFonts w:ascii="Times New Roman" w:hAnsi="Times New Roman"/>
+          <w:color w:val="000000"/>
+          <w:sz w:val="24"/>
+        </w:rPr>
+        <w:t>святий</w:t>
+      </w:r>
+      <w:r>
+        <w:rPr>
+          <w:rFonts w:ascii="Times New Roman" w:hAnsi="Times New Roman"/>
+          <w:color w:val="000000"/>
+          <w:sz w:val="24"/>
+        </w:rPr>
+        <w:t xml:space="preserve"> </w:t>
+      </w:r>
+      <w:r>
+        <w:rPr>
+          <w:rFonts w:ascii="Times New Roman" w:hAnsi="Times New Roman"/>
+          <w:color w:val="000000"/>
+          <w:sz w:val="24"/>
+        </w:rPr>
+        <w:t>єси,</w:t>
+      </w:r>
+      <w:r>
+        <w:rPr>
+          <w:rFonts w:ascii="Times New Roman" w:hAnsi="Times New Roman"/>
+          <w:color w:val="000000"/>
+          <w:sz w:val="24"/>
+        </w:rPr>
+        <w:t xml:space="preserve"> </w:t>
+      </w:r>
+      <w:r>
+        <w:rPr>
+          <w:rFonts w:ascii="Times New Roman" w:hAnsi="Times New Roman"/>
+          <w:color w:val="000000"/>
+          <w:sz w:val="24"/>
+        </w:rPr>
+        <w:t>Боже</w:t>
+      </w:r>
+      <w:r>
+        <w:rPr>
+          <w:rFonts w:ascii="Times New Roman" w:hAnsi="Times New Roman"/>
+          <w:color w:val="000000"/>
+          <w:sz w:val="24"/>
+        </w:rPr>
+        <w:t xml:space="preserve"> </w:t>
+      </w:r>
+      <w:r>
+        <w:rPr>
+          <w:rFonts w:ascii="Times New Roman" w:hAnsi="Times New Roman"/>
+          <w:color w:val="000000"/>
+          <w:sz w:val="24"/>
+        </w:rPr>
+        <w:t>наш,</w:t>
+      </w:r>
+      <w:r>
+        <w:rPr>
+          <w:rFonts w:ascii="Times New Roman" w:hAnsi="Times New Roman"/>
+          <w:color w:val="000000"/>
+          <w:sz w:val="24"/>
+        </w:rPr>
+        <w:t xml:space="preserve"> </w:t>
+      </w:r>
+      <w:r>
+        <w:rPr>
+          <w:rFonts w:ascii="Times New Roman" w:hAnsi="Times New Roman"/>
+          <w:color w:val="000000"/>
+          <w:sz w:val="24"/>
+        </w:rPr>
+        <w:t>і</w:t>
+      </w:r>
+      <w:r>
+        <w:rPr>
+          <w:rFonts w:ascii="Times New Roman" w:hAnsi="Times New Roman"/>
+          <w:color w:val="000000"/>
+          <w:sz w:val="24"/>
+        </w:rPr>
+        <w:t xml:space="preserve"> </w:t>
+      </w:r>
+      <w:r>
+        <w:rPr>
+          <w:rFonts w:ascii="Times New Roman" w:hAnsi="Times New Roman"/>
+          <w:color w:val="000000"/>
+          <w:sz w:val="24"/>
+        </w:rPr>
+        <w:t>в</w:t>
+      </w:r>
+      <w:r>
+        <w:rPr>
+          <w:rFonts w:ascii="Times New Roman" w:hAnsi="Times New Roman"/>
+          <w:color w:val="000000"/>
+          <w:sz w:val="24"/>
+        </w:rPr>
+        <w:t xml:space="preserve"> </w:t>
+      </w:r>
+      <w:r>
+        <w:rPr>
+          <w:rFonts w:ascii="Times New Roman" w:hAnsi="Times New Roman"/>
+          <w:color w:val="000000"/>
+          <w:sz w:val="24"/>
+        </w:rPr>
+        <w:t>святині</w:t>
+      </w:r>
+      <w:r>
+        <w:rPr>
+          <w:rFonts w:ascii="Times New Roman" w:hAnsi="Times New Roman"/>
+          <w:color w:val="000000"/>
+          <w:sz w:val="24"/>
+        </w:rPr>
+        <w:t xml:space="preserve"> </w:t>
+      </w:r>
+      <w:r>
+        <w:rPr>
+          <w:rFonts w:ascii="Times New Roman" w:hAnsi="Times New Roman"/>
+          <w:color w:val="000000"/>
+          <w:sz w:val="24"/>
+        </w:rPr>
+        <w:t>перебуваєш,</w:t>
+      </w:r>
+      <w:r>
+        <w:rPr>
+          <w:rFonts w:ascii="Times New Roman" w:hAnsi="Times New Roman"/>
+          <w:color w:val="000000"/>
+          <w:sz w:val="24"/>
+        </w:rPr>
+        <w:t xml:space="preserve"> </w:t>
+      </w:r>
+      <w:r>
+        <w:rPr>
+          <w:rFonts w:ascii="Times New Roman" w:hAnsi="Times New Roman"/>
+          <w:color w:val="000000"/>
+          <w:sz w:val="24"/>
+        </w:rPr>
+        <w:t>і</w:t>
+      </w:r>
+      <w:r>
+        <w:rPr>
+          <w:rFonts w:ascii="Times New Roman" w:hAnsi="Times New Roman"/>
+          <w:color w:val="000000"/>
+          <w:sz w:val="24"/>
+        </w:rPr>
+        <w:t xml:space="preserve"> </w:t>
+      </w:r>
+      <w:r>
+        <w:rPr>
+          <w:rFonts w:ascii="Times New Roman" w:hAnsi="Times New Roman"/>
+          <w:color w:val="000000"/>
+          <w:sz w:val="24"/>
+        </w:rPr>
+        <w:t>ми</w:t>
+      </w:r>
+      <w:r>
+        <w:rPr>
+          <w:rFonts w:ascii="Times New Roman" w:hAnsi="Times New Roman"/>
+          <w:color w:val="000000"/>
+          <w:sz w:val="24"/>
+        </w:rPr>
+        <w:t xml:space="preserve"> </w:t>
+      </w:r>
+      <w:r>
+        <w:rPr>
+          <w:rFonts w:ascii="Times New Roman" w:hAnsi="Times New Roman"/>
+          <w:color w:val="000000"/>
+          <w:sz w:val="24"/>
+        </w:rPr>
+        <w:t>Тобі</w:t>
+      </w:r>
+      <w:r>
+        <w:rPr>
+          <w:rFonts w:ascii="Times New Roman" w:hAnsi="Times New Roman"/>
+          <w:color w:val="000000"/>
+          <w:sz w:val="24"/>
+        </w:rPr>
+        <w:t xml:space="preserve"> </w:t>
+      </w:r>
+      <w:r>
+        <w:rPr>
+          <w:rFonts w:ascii="Times New Roman" w:hAnsi="Times New Roman"/>
+          <w:color w:val="000000"/>
+          <w:sz w:val="24"/>
+        </w:rPr>
+        <w:t>славу</w:t>
+      </w:r>
+      <w:r>
+        <w:rPr>
+          <w:rFonts w:ascii="Times New Roman" w:hAnsi="Times New Roman"/>
+          <w:color w:val="000000"/>
+          <w:sz w:val="24"/>
+        </w:rPr>
+        <w:t xml:space="preserve"> </w:t>
+      </w:r>
+      <w:r>
+        <w:rPr>
+          <w:rFonts w:ascii="Times New Roman" w:hAnsi="Times New Roman"/>
+          <w:color w:val="000000"/>
+          <w:sz w:val="24"/>
+        </w:rPr>
+        <w:t>віддаємо:</w:t>
+      </w:r>
+      <w:r>
+        <w:rPr>
+          <w:rFonts w:ascii="Times New Roman" w:hAnsi="Times New Roman"/>
+          <w:color w:val="000000"/>
+          <w:sz w:val="24"/>
+        </w:rPr>
+        <w:t xml:space="preserve"> </w:t>
+      </w:r>
+      <w:r>
+        <w:rPr>
+          <w:rFonts w:ascii="Times New Roman" w:hAnsi="Times New Roman"/>
+          <w:color w:val="000000"/>
+          <w:sz w:val="24"/>
+        </w:rPr>
+        <w:t>Отцю,</w:t>
+      </w:r>
+      <w:r>
+        <w:rPr>
+          <w:rFonts w:ascii="Times New Roman" w:hAnsi="Times New Roman"/>
+          <w:color w:val="000000"/>
+          <w:sz w:val="24"/>
+        </w:rPr>
+        <w:t xml:space="preserve"> </w:t>
+      </w:r>
+      <w:r>
+        <w:rPr>
+          <w:rFonts w:ascii="Times New Roman" w:hAnsi="Times New Roman"/>
+          <w:color w:val="000000"/>
+          <w:sz w:val="24"/>
+        </w:rPr>
+        <w:t>і</w:t>
+      </w:r>
+      <w:r>
+        <w:rPr>
+          <w:rFonts w:ascii="Times New Roman" w:hAnsi="Times New Roman"/>
+          <w:color w:val="000000"/>
+          <w:sz w:val="24"/>
+        </w:rPr>
+        <w:t xml:space="preserve"> </w:t>
+      </w:r>
+      <w:r>
+        <w:rPr>
+          <w:rFonts w:ascii="Times New Roman" w:hAnsi="Times New Roman"/>
+          <w:color w:val="000000"/>
+          <w:sz w:val="24"/>
+        </w:rPr>
+        <w:t>Сину,</w:t>
+      </w:r>
+      <w:r>
+        <w:rPr>
+          <w:rFonts w:ascii="Times New Roman" w:hAnsi="Times New Roman"/>
+          <w:color w:val="000000"/>
+          <w:sz w:val="24"/>
+        </w:rPr>
+        <w:t xml:space="preserve"> </w:t>
+      </w:r>
+      <w:r>
+        <w:rPr>
+          <w:rFonts w:ascii="Times New Roman" w:hAnsi="Times New Roman"/>
+          <w:color w:val="000000"/>
+          <w:sz w:val="24"/>
+        </w:rPr>
+        <w:t>і</w:t>
+      </w:r>
+      <w:r>
+        <w:rPr>
+          <w:rFonts w:ascii="Times New Roman" w:hAnsi="Times New Roman"/>
+          <w:color w:val="000000"/>
+          <w:sz w:val="24"/>
+        </w:rPr>
+        <w:t xml:space="preserve"> </w:t>
+      </w:r>
+      <w:r>
+        <w:rPr>
+          <w:rFonts w:ascii="Times New Roman" w:hAnsi="Times New Roman"/>
+          <w:color w:val="000000"/>
+          <w:sz w:val="24"/>
+        </w:rPr>
+        <w:t>Святому</w:t>
+      </w:r>
+      <w:r>
+        <w:rPr>
+          <w:rFonts w:ascii="Times New Roman" w:hAnsi="Times New Roman"/>
+          <w:color w:val="000000"/>
+          <w:sz w:val="24"/>
+        </w:rPr>
+        <w:t xml:space="preserve"> </w:t>
+      </w:r>
+      <w:r>
+        <w:rPr>
+          <w:rFonts w:ascii="Times New Roman" w:hAnsi="Times New Roman"/>
+          <w:color w:val="000000"/>
+          <w:sz w:val="24"/>
+        </w:rPr>
+        <w:t>Духові,</w:t>
+      </w:r>
+      <w:r>
+        <w:rPr>
+          <w:rFonts w:ascii="Times New Roman" w:hAnsi="Times New Roman"/>
+          <w:color w:val="000000"/>
+          <w:sz w:val="24"/>
+        </w:rPr>
+        <w:t xml:space="preserve"> </w:t>
+      </w:r>
+      <w:r>
+        <w:rPr>
+          <w:rFonts w:ascii="Times New Roman" w:hAnsi="Times New Roman"/>
+          <w:color w:val="000000"/>
+          <w:sz w:val="24"/>
+        </w:rPr>
+        <w:t>нині</w:t>
+      </w:r>
+      <w:r>
+        <w:rPr>
+          <w:rFonts w:ascii="Times New Roman" w:hAnsi="Times New Roman"/>
+          <w:color w:val="000000"/>
+          <w:sz w:val="24"/>
+        </w:rPr>
+        <w:t xml:space="preserve"> </w:t>
+      </w:r>
+      <w:r>
+        <w:rPr>
+          <w:rFonts w:ascii="Times New Roman" w:hAnsi="Times New Roman"/>
+          <w:color w:val="000000"/>
+          <w:sz w:val="24"/>
+        </w:rPr>
+        <w:t>і</w:t>
+      </w:r>
+      <w:r>
+        <w:rPr>
+          <w:rFonts w:ascii="Times New Roman" w:hAnsi="Times New Roman"/>
+          <w:color w:val="000000"/>
+          <w:sz w:val="24"/>
+        </w:rPr>
+        <w:t xml:space="preserve"> </w:t>
+      </w:r>
+      <w:r>
+        <w:rPr>
+          <w:rFonts w:ascii="Times New Roman" w:hAnsi="Times New Roman"/>
+          <w:color w:val="000000"/>
+          <w:sz w:val="24"/>
+        </w:rPr>
+        <w:t>повсякчас,</w:t>
+      </w:r>
+      <w:r>
+        <w:rPr>
+          <w:rFonts w:ascii="Times New Roman" w:hAnsi="Times New Roman"/>
+          <w:color w:val="000000"/>
+          <w:sz w:val="24"/>
+        </w:rPr>
+        <w:t xml:space="preserve"> </w:t>
+      </w:r>
+      <w:r>
+        <w:rPr>
+          <w:rFonts w:ascii="Times New Roman" w:hAnsi="Times New Roman"/>
+          <w:color w:val="000000"/>
+          <w:sz w:val="24"/>
+        </w:rPr>
+        <w:t>і</w:t>
+      </w:r>
+      <w:r>
+        <w:rPr>
+          <w:rFonts w:ascii="Times New Roman" w:hAnsi="Times New Roman"/>
+          <w:color w:val="000000"/>
+          <w:sz w:val="24"/>
+        </w:rPr>
+        <w:t xml:space="preserve"> </w:t>
+      </w:r>
+      <w:r>
+        <w:rPr>
+          <w:rFonts w:ascii="Times New Roman" w:hAnsi="Times New Roman"/>
+          <w:color w:val="000000"/>
+          <w:sz w:val="24"/>
+        </w:rPr>
+        <w:t>на</w:t>
+      </w:r>
+      <w:r>
+        <w:rPr>
+          <w:rFonts w:ascii="Times New Roman" w:hAnsi="Times New Roman"/>
+          <w:color w:val="000000"/>
+          <w:sz w:val="24"/>
+        </w:rPr>
+        <w:t xml:space="preserve"> </w:t>
+      </w:r>
+      <w:r>
+        <w:rPr>
+          <w:rFonts w:ascii="Times New Roman" w:hAnsi="Times New Roman"/>
+          <w:color w:val="000000"/>
+          <w:sz w:val="24"/>
+        </w:rPr>
+        <w:t>віки</w:t>
+      </w:r>
+      <w:r>
+        <w:rPr>
+          <w:rFonts w:ascii="Times New Roman" w:hAnsi="Times New Roman"/>
+          <w:color w:val="000000"/>
+          <w:sz w:val="24"/>
+        </w:rPr>
+        <w:t xml:space="preserve"> </w:t>
+      </w:r>
+      <w:r>
+        <w:rPr>
+          <w:rFonts w:ascii="Times New Roman" w:hAnsi="Times New Roman"/>
+          <w:color w:val="000000"/>
+          <w:sz w:val="24"/>
+        </w:rPr>
+        <w:t>віків.</w:t>
+      </w:r>
+    </w:p>
+    <w:p>
+      <w:pPr>
+        <w:spacing w:after="120" w:lineRule="auto"/>
+        <w:jc w:val="both"/>
+        <w:rPr>
+          <w:rFonts w:ascii="Times New Roman" w:cs="Times New Roman" w:eastAsia="Times New Roman" w:hAnsi="Times New Roman"/>
+          <w:sz w:val="24"/>
+          <w:szCs w:val="24"/>
+        </w:rPr>
+      </w:pPr>
+      <w:r>
+        <w:rPr>
+          <w:rFonts w:ascii="Times New Roman" w:cs="Times New Roman" w:eastAsia="Times New Roman" w:hAnsi="Times New Roman"/>
+          <w:i w:val="1"/>
+          <w:color w:val="ff0000"/>
+          <w:sz w:val="24"/>
+          <w:szCs w:val="24"/>
+          <w:rtl w:val="0"/>
+        </w:rPr>
+        <w:t xml:space="preserve">Вірні:</w:t>
+      </w:r>
+      <w:r>
+        <w:rPr>
+          <w:rFonts w:ascii="Times New Roman" w:cs="Times New Roman" w:eastAsia="Times New Roman" w:hAnsi="Times New Roman"/>
+          <w:sz w:val="24"/>
+          <w:szCs w:val="24"/>
+          <w:rtl w:val="0"/>
+        </w:rPr>
+        <w:t xml:space="preserve"> Амінь. </w:t>
+      </w:r>
+    </w:p>
+    <w:p>
+      <w:pPr>
+        <w:spacing w:after="120" w:lineRule="auto"/>
+        <w:jc w:val="both"/>
+        <w:rPr>
+          <w:rFonts w:ascii="Times New Roman" w:cs="Times New Roman" w:eastAsia="Times New Roman" w:hAnsi="Times New Roman"/>
+          <w:sz w:val="24"/>
+          <w:szCs w:val="24"/>
+        </w:rPr>
+      </w:pPr>
+      <w:r>
+        <w:rPr>
+          <w:rtl w:val="0"/>
+        </w:rPr>
+      </w:r>
+    </w:p>
+    <w:p>
+      <w:pPr>
+        <w:spacing w:after="120" w:lineRule="auto"/>
+        <w:jc w:val="both"/>
+        <w:rPr>
+          <w:rFonts w:ascii="Times New Roman" w:cs="Times New Roman" w:eastAsia="Times New Roman" w:hAnsi="Times New Roman"/>
+          <w:color w:val="ff0000"/>
+          <w:sz w:val="24"/>
+          <w:szCs w:val="24"/>
+        </w:rPr>
+      </w:pPr>
+      <w:r>
+        <w:rPr>
+          <w:rFonts w:ascii="Times New Roman" w:cs="Times New Roman" w:eastAsia="Times New Roman" w:hAnsi="Times New Roman"/>
+          <w:i w:val="1"/>
+          <w:color w:val="ff0000"/>
+          <w:sz w:val="24"/>
+          <w:szCs w:val="24"/>
+          <w:rtl w:val="0"/>
+        </w:rPr>
+        <w:t xml:space="preserve">Вірні на глас прокімена</w:t>
+      </w:r>
+      <w:r>
+        <w:rPr>
+          <w:rFonts w:ascii="Times New Roman" w:cs="Times New Roman" w:eastAsia="Times New Roman" w:hAnsi="Times New Roman"/>
+          <w:color w:val="ff0000"/>
+          <w:sz w:val="24"/>
+          <w:szCs w:val="24"/>
+          <w:rtl w:val="0"/>
+        </w:rPr>
+        <w:t xml:space="preserve">: </w:t>
+      </w:r>
+      <w:r>
+        <w:rPr>
+          <w:rFonts w:ascii="Times New Roman" w:cs="Times New Roman" w:eastAsia="Times New Roman" w:hAnsi="Times New Roman"/>
+          <w:sz w:val="24"/>
+          <w:szCs w:val="24"/>
+          <w:rtl w:val="0"/>
+        </w:rPr>
+        <w:t xml:space="preserve">Всяке дихання, нехай хвалить Господа.</w:t>
+      </w:r>
+      <w:r>
+        <w:rPr>
+          <w:rtl w:val="0"/>
+        </w:rPr>
+      </w:r>
+    </w:p>
+    <w:p>
+      <w:pPr>
+        <w:spacing w:after="120" w:lineRule="auto"/>
+        <w:jc w:val="both"/>
+        <w:rPr>
+          <w:rFonts w:ascii="Times New Roman" w:cs="Times New Roman" w:eastAsia="Times New Roman" w:hAnsi="Times New Roman"/>
+          <w:sz w:val="24"/>
+          <w:szCs w:val="24"/>
+          <w:u w:val="single"/>
+        </w:rPr>
+      </w:pPr>
+      <w:r>
+        <w:rPr>
+          <w:rFonts w:ascii="Times New Roman" w:cs="Times New Roman" w:eastAsia="Times New Roman" w:hAnsi="Times New Roman"/>
+          <w:i w:val="1"/>
+          <w:color w:val="ff0000"/>
+          <w:sz w:val="24"/>
+          <w:szCs w:val="24"/>
+          <w:rtl w:val="0"/>
+        </w:rPr>
+        <w:t xml:space="preserve">Стих</w:t>
+      </w:r>
+      <w:r>
+        <w:rPr>
+          <w:rFonts w:ascii="Times New Roman" w:cs="Times New Roman" w:eastAsia="Times New Roman" w:hAnsi="Times New Roman"/>
+          <w:color w:val="ff0000"/>
+          <w:sz w:val="24"/>
+          <w:szCs w:val="24"/>
+          <w:rtl w:val="0"/>
+        </w:rPr>
+        <w:t xml:space="preserve">: </w:t>
+      </w:r>
+      <w:r>
+        <w:rPr>
+          <w:rFonts w:ascii="Times New Roman" w:cs="Times New Roman" w:eastAsia="Times New Roman" w:hAnsi="Times New Roman"/>
+          <w:sz w:val="24"/>
+          <w:szCs w:val="24"/>
+          <w:u w:val="single"/>
+          <w:rtl w:val="0"/>
+        </w:rPr>
+        <w:t xml:space="preserve">Хваліте Бога у святині його. </w:t>
+      </w:r>
+    </w:p>
+    <w:p>
+      <w:pPr>
+        <w:spacing w:after="120" w:lineRule="auto"/>
+        <w:jc w:val="both"/>
+        <w:rPr>
+          <w:rFonts w:ascii="Times New Roman" w:cs="Times New Roman" w:eastAsia="Times New Roman" w:hAnsi="Times New Roman"/>
+          <w:sz w:val="24"/>
+          <w:szCs w:val="24"/>
+          <w:u w:val="single"/>
+        </w:rPr>
+      </w:pPr>
+      <w:r>
+        <w:rPr>
+          <w:rFonts w:ascii="Times New Roman" w:cs="Times New Roman" w:eastAsia="Times New Roman" w:hAnsi="Times New Roman"/>
+          <w:i w:val="1"/>
+          <w:color w:val="ff0000"/>
+          <w:sz w:val="24"/>
+          <w:szCs w:val="24"/>
+          <w:rtl w:val="0"/>
+        </w:rPr>
+        <w:t xml:space="preserve">Стих</w:t>
+      </w:r>
+      <w:r>
+        <w:rPr>
+          <w:rFonts w:ascii="Times New Roman" w:cs="Times New Roman" w:eastAsia="Times New Roman" w:hAnsi="Times New Roman"/>
+          <w:color w:val="ff0000"/>
+          <w:sz w:val="24"/>
+          <w:szCs w:val="24"/>
+          <w:rtl w:val="0"/>
+        </w:rPr>
+        <w:t xml:space="preserve">: </w:t>
+      </w:r>
+      <w:r>
+        <w:rPr>
+          <w:rFonts w:ascii="Times New Roman" w:cs="Times New Roman" w:eastAsia="Times New Roman" w:hAnsi="Times New Roman"/>
+          <w:sz w:val="24"/>
+          <w:szCs w:val="24"/>
+          <w:u w:val="single"/>
+          <w:rtl w:val="0"/>
+        </w:rPr>
+        <w:t xml:space="preserve">Хваліте його у твердині сили його.</w:t>
+      </w:r>
+    </w:p>
+    <w:p>
+      <w:pPr>
+        <w:spacing w:after="120" w:lineRule="auto"/>
+        <w:jc w:val="both"/>
+        <w:rPr>
+          <w:rFonts w:ascii="Times New Roman" w:cs="Times New Roman" w:eastAsia="Times New Roman" w:hAnsi="Times New Roman"/>
+          <w:sz w:val="24"/>
+          <w:szCs w:val="24"/>
+        </w:rPr>
+      </w:pPr>
+      <w:r>
+        <w:rPr>
+          <w:rtl w:val="0"/>
+        </w:rPr>
+      </w:r>
+    </w:p>
+    <w:p>
+      <w:pPr>
+        <w:spacing w:after="120" w:lineRule="auto"/>
+        <w:jc w:val="both"/>
+        <w:rPr>
+          <w:rFonts w:ascii="Times New Roman" w:cs="Times New Roman" w:eastAsia="Times New Roman" w:hAnsi="Times New Roman"/>
+          <w:sz w:val="24"/>
+          <w:szCs w:val="24"/>
+        </w:rPr>
+      </w:pPr>
+      <w:r>
+        <w:rPr>
+          <w:rFonts w:ascii="Times New Roman" w:cs="Times New Roman" w:eastAsia="Times New Roman" w:hAnsi="Times New Roman"/>
+          <w:sz w:val="24"/>
+          <w:szCs w:val="24"/>
+          <w:rtl w:val="0"/>
+        </w:rPr>
+        <w:t xml:space="preserve">І щоб удостоїтися нам вислухати святого Євангелія, Господа Бога молім.</w:t>
+      </w:r>
+    </w:p>
+    <w:p>
+      <w:pPr>
+        <w:spacing w:after="120" w:lineRule="auto"/>
+        <w:jc w:val="both"/>
+        <w:rPr>
+          <w:rFonts w:ascii="Times New Roman" w:cs="Times New Roman" w:eastAsia="Times New Roman" w:hAnsi="Times New Roman"/>
+          <w:i w:val="1"/>
+          <w:sz w:val="24"/>
+          <w:szCs w:val="24"/>
+        </w:rPr>
+      </w:pPr>
+      <w:r>
+        <w:rPr>
+          <w:rFonts w:ascii="Times New Roman" w:cs="Times New Roman" w:eastAsia="Times New Roman" w:hAnsi="Times New Roman"/>
+          <w:i w:val="1"/>
+          <w:color w:val="ff0000"/>
+          <w:sz w:val="24"/>
+          <w:szCs w:val="24"/>
+          <w:rtl w:val="0"/>
+        </w:rPr>
+        <w:t xml:space="preserve">Вірні:</w:t>
+      </w:r>
+      <w:r>
+        <w:rPr>
+          <w:rFonts w:ascii="Times New Roman" w:cs="Times New Roman" w:eastAsia="Times New Roman" w:hAnsi="Times New Roman"/>
+          <w:color w:val="ff0000"/>
+          <w:sz w:val="24"/>
+          <w:szCs w:val="24"/>
+          <w:rtl w:val="0"/>
+        </w:rPr>
+        <w:t xml:space="preserve"> </w:t>
+      </w:r>
+      <w:r>
+        <w:rPr>
+          <w:rFonts w:ascii="Times New Roman" w:cs="Times New Roman" w:eastAsia="Times New Roman" w:hAnsi="Times New Roman"/>
+          <w:sz w:val="24"/>
+          <w:szCs w:val="24"/>
+          <w:rtl w:val="0"/>
+        </w:rPr>
+        <w:t xml:space="preserve">Господи, помилуй </w:t>
+      </w:r>
+      <w:r>
+        <w:rPr>
+          <w:rFonts w:ascii="Times New Roman" w:cs="Times New Roman" w:eastAsia="Times New Roman" w:hAnsi="Times New Roman"/>
+          <w:i w:val="1"/>
+          <w:color w:val="ff0000"/>
+          <w:sz w:val="24"/>
+          <w:szCs w:val="24"/>
+          <w:rtl w:val="0"/>
+        </w:rPr>
+        <w:t xml:space="preserve">(3 р.)</w:t>
+      </w:r>
+      <w:r>
+        <w:rPr>
+          <w:rFonts w:ascii="Times New Roman" w:cs="Times New Roman" w:eastAsia="Times New Roman" w:hAnsi="Times New Roman"/>
+          <w:i w:val="1"/>
+          <w:sz w:val="24"/>
+          <w:szCs w:val="24"/>
+          <w:rtl w:val="0"/>
+        </w:rPr>
+        <w:t xml:space="preserve">.</w:t>
+      </w:r>
+    </w:p>
+    <w:p>
+      <w:pPr>
+        <w:spacing w:after="120" w:lineRule="auto"/>
+        <w:jc w:val="both"/>
+        <w:rPr>
+          <w:rFonts w:ascii="Times New Roman" w:cs="Times New Roman" w:eastAsia="Times New Roman" w:hAnsi="Times New Roman"/>
+          <w:sz w:val="24"/>
+          <w:szCs w:val="24"/>
+        </w:rPr>
+      </w:pPr>
+      <w:r>
+        <w:rPr>
+          <w:rFonts w:ascii="Times New Roman" w:cs="Times New Roman" w:eastAsia="Times New Roman" w:hAnsi="Times New Roman"/>
+          <w:sz w:val="24"/>
+          <w:szCs w:val="24"/>
+          <w:rtl w:val="0"/>
+        </w:rPr>
+        <w:t xml:space="preserve">Премудрість, прості, вислухаймо святого Євангелія.</w:t>
+      </w:r>
+    </w:p>
+    <w:p>
+      <w:pPr>
+        <w:spacing w:after="120" w:lineRule="auto"/>
+        <w:jc w:val="both"/>
+        <w:rPr>
+          <w:rFonts w:ascii="Times New Roman" w:cs="Times New Roman" w:eastAsia="Times New Roman" w:hAnsi="Times New Roman"/>
+          <w:sz w:val="24"/>
+          <w:szCs w:val="24"/>
+        </w:rPr>
       </w:pPr>
       <w:r>
         <w:rPr>
@@ -17231,17 +19786,21 @@
       <w:r>
         <w:rPr>
           <w:rFonts w:ascii="Times New Roman" w:cs="Times New Roman" w:eastAsia="Times New Roman" w:hAnsi="Times New Roman"/>
-          <w:color w:val="000000"/>
-          <w:sz w:val="24"/>
-          <w:szCs w:val="24"/>
-          <w:rtl w:val="0"/>
-        </w:rPr>
-        <w:t xml:space="preserve"> Бо Ти святий єси, Боже наш, і в святині перебуваєш, і ми Тобі славу віддаємо: Отцю, і Сину, і Святому Духові, нині і повсякчас, і на віки віків.</w:t>
-      </w:r>
-      <w:r>
-        <w:rPr>
-          <w:rtl w:val="0"/>
-        </w:rPr>
+          <w:color w:val="ff0000"/>
+          <w:sz w:val="24"/>
+          <w:szCs w:val="24"/>
+          <w:rtl w:val="0"/>
+        </w:rPr>
+        <w:t xml:space="preserve"> </w:t>
+      </w:r>
+      <w:r>
+        <w:rPr>
+          <w:rFonts w:ascii="Times New Roman" w:cs="Times New Roman" w:eastAsia="Times New Roman" w:hAnsi="Times New Roman"/>
+          <w:sz w:val="24"/>
+          <w:szCs w:val="24"/>
+          <w:rtl w:val="0"/>
+        </w:rPr>
+        <w:t xml:space="preserve">Мир всім!</w:t>
       </w:r>
     </w:p>
     <w:p>
@@ -17272,215 +19831,29 @@
           <w:szCs w:val="24"/>
           <w:rtl w:val="0"/>
         </w:rPr>
-        <w:t xml:space="preserve"> Амінь. </w:t>
-      </w:r>
-    </w:p>
-    <w:p>
-      <w:pPr>
-        <w:spacing w:after="120" w:lineRule="auto"/>
-        <w:jc w:val="both"/>
-        <w:rPr>
-          <w:rFonts w:ascii="Times New Roman" w:cs="Times New Roman" w:eastAsia="Times New Roman" w:hAnsi="Times New Roman"/>
-          <w:sz w:val="24"/>
-          <w:szCs w:val="24"/>
-        </w:rPr>
-      </w:pPr>
-      <w:r>
-        <w:rPr>
-          <w:rtl w:val="0"/>
-        </w:rPr>
-      </w:r>
-    </w:p>
-    <w:p>
-      <w:pPr>
-        <w:spacing w:after="120" w:lineRule="auto"/>
-        <w:jc w:val="both"/>
-        <w:rPr>
-          <w:rFonts w:ascii="Times New Roman" w:cs="Times New Roman" w:eastAsia="Times New Roman" w:hAnsi="Times New Roman"/>
-          <w:color w:val="ff0000"/>
-          <w:sz w:val="24"/>
-          <w:szCs w:val="24"/>
-        </w:rPr>
-      </w:pPr>
-      <w:r>
-        <w:rPr>
-          <w:rFonts w:ascii="Times New Roman" w:cs="Times New Roman" w:eastAsia="Times New Roman" w:hAnsi="Times New Roman"/>
-          <w:i w:val="1"/>
-          <w:color w:val="ff0000"/>
-          <w:sz w:val="24"/>
-          <w:szCs w:val="24"/>
-          <w:rtl w:val="0"/>
-        </w:rPr>
-        <w:t xml:space="preserve">Вірні на глас прокімена</w:t>
-      </w:r>
-      <w:r>
-        <w:rPr>
-          <w:rFonts w:ascii="Times New Roman" w:cs="Times New Roman" w:eastAsia="Times New Roman" w:hAnsi="Times New Roman"/>
-          <w:color w:val="ff0000"/>
-          <w:sz w:val="24"/>
-          <w:szCs w:val="24"/>
-          <w:rtl w:val="0"/>
-        </w:rPr>
-        <w:t xml:space="preserve">: </w:t>
-      </w:r>
-      <w:r>
-        <w:rPr>
-          <w:rFonts w:ascii="Times New Roman" w:cs="Times New Roman" w:eastAsia="Times New Roman" w:hAnsi="Times New Roman"/>
-          <w:sz w:val="24"/>
-          <w:szCs w:val="24"/>
-          <w:rtl w:val="0"/>
-        </w:rPr>
-        <w:t xml:space="preserve">Всяке дихання, нехай хвалить Господа.</w:t>
-      </w:r>
-      <w:r>
-        <w:rPr>
-          <w:rtl w:val="0"/>
-        </w:rPr>
-      </w:r>
-    </w:p>
-    <w:p>
-      <w:pPr>
-        <w:spacing w:after="120" w:lineRule="auto"/>
-        <w:jc w:val="both"/>
-        <w:rPr>
-          <w:rFonts w:ascii="Times New Roman" w:cs="Times New Roman" w:eastAsia="Times New Roman" w:hAnsi="Times New Roman"/>
-          <w:sz w:val="24"/>
-          <w:szCs w:val="24"/>
-          <w:u w:val="single"/>
-        </w:rPr>
-      </w:pPr>
-      <w:r>
-        <w:rPr>
-          <w:rFonts w:ascii="Times New Roman" w:cs="Times New Roman" w:eastAsia="Times New Roman" w:hAnsi="Times New Roman"/>
-          <w:i w:val="1"/>
-          <w:color w:val="ff0000"/>
-          <w:sz w:val="24"/>
-          <w:szCs w:val="24"/>
-          <w:rtl w:val="0"/>
-        </w:rPr>
-        <w:t xml:space="preserve">Стих</w:t>
-      </w:r>
-      <w:r>
-        <w:rPr>
-          <w:rFonts w:ascii="Times New Roman" w:cs="Times New Roman" w:eastAsia="Times New Roman" w:hAnsi="Times New Roman"/>
-          <w:color w:val="ff0000"/>
-          <w:sz w:val="24"/>
-          <w:szCs w:val="24"/>
-          <w:rtl w:val="0"/>
-        </w:rPr>
-        <w:t xml:space="preserve">: </w:t>
-      </w:r>
-      <w:r>
-        <w:rPr>
-          <w:rFonts w:ascii="Times New Roman" w:cs="Times New Roman" w:eastAsia="Times New Roman" w:hAnsi="Times New Roman"/>
-          <w:sz w:val="24"/>
-          <w:szCs w:val="24"/>
-          <w:u w:val="single"/>
-          <w:rtl w:val="0"/>
-        </w:rPr>
-        <w:t xml:space="preserve">Хваліте Бога у святині його. </w:t>
-      </w:r>
-    </w:p>
-    <w:p>
-      <w:pPr>
-        <w:spacing w:after="120" w:lineRule="auto"/>
-        <w:jc w:val="both"/>
-        <w:rPr>
-          <w:rFonts w:ascii="Times New Roman" w:cs="Times New Roman" w:eastAsia="Times New Roman" w:hAnsi="Times New Roman"/>
-          <w:sz w:val="24"/>
-          <w:szCs w:val="24"/>
-          <w:u w:val="single"/>
-        </w:rPr>
-      </w:pPr>
-      <w:r>
-        <w:rPr>
-          <w:rFonts w:ascii="Times New Roman" w:cs="Times New Roman" w:eastAsia="Times New Roman" w:hAnsi="Times New Roman"/>
-          <w:i w:val="1"/>
-          <w:color w:val="ff0000"/>
-          <w:sz w:val="24"/>
-          <w:szCs w:val="24"/>
-          <w:rtl w:val="0"/>
-        </w:rPr>
-        <w:t xml:space="preserve">Стих</w:t>
-      </w:r>
-      <w:r>
-        <w:rPr>
-          <w:rFonts w:ascii="Times New Roman" w:cs="Times New Roman" w:eastAsia="Times New Roman" w:hAnsi="Times New Roman"/>
-          <w:color w:val="ff0000"/>
-          <w:sz w:val="24"/>
-          <w:szCs w:val="24"/>
-          <w:rtl w:val="0"/>
-        </w:rPr>
-        <w:t xml:space="preserve">: </w:t>
-      </w:r>
-      <w:r>
-        <w:rPr>
-          <w:rFonts w:ascii="Times New Roman" w:cs="Times New Roman" w:eastAsia="Times New Roman" w:hAnsi="Times New Roman"/>
-          <w:sz w:val="24"/>
-          <w:szCs w:val="24"/>
-          <w:u w:val="single"/>
-          <w:rtl w:val="0"/>
-        </w:rPr>
-        <w:t xml:space="preserve">Хваліте його у твердині сили його.</w:t>
-      </w:r>
-    </w:p>
-    <w:p>
-      <w:pPr>
-        <w:spacing w:after="120" w:lineRule="auto"/>
-        <w:jc w:val="both"/>
-        <w:rPr>
-          <w:rFonts w:ascii="Times New Roman" w:cs="Times New Roman" w:eastAsia="Times New Roman" w:hAnsi="Times New Roman"/>
-          <w:sz w:val="24"/>
-          <w:szCs w:val="24"/>
-        </w:rPr>
-      </w:pPr>
-      <w:r>
-        <w:rPr>
-          <w:rtl w:val="0"/>
-        </w:rPr>
-      </w:r>
-    </w:p>
-    <w:p>
-      <w:pPr>
-        <w:spacing w:after="120" w:lineRule="auto"/>
-        <w:jc w:val="both"/>
-        <w:rPr>
-          <w:rFonts w:ascii="Times New Roman" w:cs="Times New Roman" w:eastAsia="Times New Roman" w:hAnsi="Times New Roman"/>
-          <w:sz w:val="24"/>
-          <w:szCs w:val="24"/>
-        </w:rPr>
-      </w:pPr>
-      <w:r>
-        <w:rPr>
-          <w:rFonts w:ascii="Times New Roman" w:cs="Times New Roman" w:eastAsia="Times New Roman" w:hAnsi="Times New Roman"/>
-          <w:sz w:val="24"/>
-          <w:szCs w:val="24"/>
-          <w:rtl w:val="0"/>
-        </w:rPr>
-        <w:t xml:space="preserve">І щоб удостоїтися нам вислухати святого Євангелія, Господа Бога молім.</w:t>
-      </w:r>
-    </w:p>
-    <w:p>
-      <w:pPr>
-        <w:spacing w:after="120" w:lineRule="auto"/>
-        <w:jc w:val="both"/>
-        <w:rPr>
-          <w:rFonts w:ascii="Times New Roman" w:cs="Times New Roman" w:eastAsia="Times New Roman" w:hAnsi="Times New Roman"/>
-          <w:i w:val="1"/>
-          <w:sz w:val="24"/>
-          <w:szCs w:val="24"/>
-        </w:rPr>
-      </w:pPr>
-      <w:r>
-        <w:rPr>
-          <w:rFonts w:ascii="Times New Roman" w:cs="Times New Roman" w:eastAsia="Times New Roman" w:hAnsi="Times New Roman"/>
-          <w:i w:val="1"/>
-          <w:color w:val="ff0000"/>
-          <w:sz w:val="24"/>
-          <w:szCs w:val="24"/>
-          <w:rtl w:val="0"/>
-        </w:rPr>
-        <w:t xml:space="preserve">Вірні:</w:t>
+        <w:t xml:space="preserve"> І духові твоєму.</w:t>
+      </w:r>
+    </w:p>
+    <w:p>
+      <w:pPr>
+        <w:spacing w:after="120" w:lineRule="auto"/>
+        <w:jc w:val="both"/>
+        <w:rPr>
+          <w:rFonts w:ascii="Times New Roman" w:cs="Times New Roman" w:eastAsia="Times New Roman" w:hAnsi="Times New Roman"/>
+          <w:sz w:val="24"/>
+          <w:szCs w:val="24"/>
+        </w:rPr>
+      </w:pPr>
+      <w:r>
+        <w:rPr>
+          <w:rFonts w:ascii="Times New Roman" w:cs="Times New Roman" w:eastAsia="Times New Roman" w:hAnsi="Times New Roman"/>
+          <w:i w:val="1"/>
+          <w:color w:val="ff0000"/>
+          <w:sz w:val="24"/>
+          <w:szCs w:val="24"/>
+          <w:rtl w:val="0"/>
+        </w:rPr>
+        <w:t xml:space="preserve">Священик:</w:t>
       </w:r>
       <w:r>
         <w:rPr>
@@ -17499,160 +19872,6 @@
           <w:szCs w:val="24"/>
           <w:rtl w:val="0"/>
         </w:rPr>
-        <w:t xml:space="preserve">Господи, помилуй </w:t>
-      </w:r>
-      <w:r>
-        <w:rPr>
-          <w:rFonts w:ascii="Times New Roman" w:cs="Times New Roman" w:eastAsia="Times New Roman" w:hAnsi="Times New Roman"/>
-          <w:i w:val="1"/>
-          <w:color w:val="ff0000"/>
-          <w:sz w:val="24"/>
-          <w:szCs w:val="24"/>
-          <w:rtl w:val="0"/>
-        </w:rPr>
-        <w:t xml:space="preserve">(3 р.)</w:t>
-      </w:r>
-      <w:r>
-        <w:rPr>
-          <w:rFonts w:ascii="Times New Roman" w:cs="Times New Roman" w:eastAsia="Times New Roman" w:hAnsi="Times New Roman"/>
-          <w:i w:val="1"/>
-          <w:sz w:val="24"/>
-          <w:szCs w:val="24"/>
-          <w:rtl w:val="0"/>
-        </w:rPr>
-        <w:t xml:space="preserve">.</w:t>
-      </w:r>
-    </w:p>
-    <w:p>
-      <w:pPr>
-        <w:spacing w:after="120" w:lineRule="auto"/>
-        <w:jc w:val="both"/>
-        <w:rPr>
-          <w:rFonts w:ascii="Times New Roman" w:cs="Times New Roman" w:eastAsia="Times New Roman" w:hAnsi="Times New Roman"/>
-          <w:sz w:val="24"/>
-          <w:szCs w:val="24"/>
-        </w:rPr>
-      </w:pPr>
-      <w:r>
-        <w:rPr>
-          <w:rFonts w:ascii="Times New Roman" w:cs="Times New Roman" w:eastAsia="Times New Roman" w:hAnsi="Times New Roman"/>
-          <w:sz w:val="24"/>
-          <w:szCs w:val="24"/>
-          <w:rtl w:val="0"/>
-        </w:rPr>
-        <w:t xml:space="preserve">Премудрість, прості, вислухаймо святого Євангелія.</w:t>
-      </w:r>
-    </w:p>
-    <w:p>
-      <w:pPr>
-        <w:spacing w:after="120" w:lineRule="auto"/>
-        <w:jc w:val="both"/>
-        <w:rPr>
-          <w:rFonts w:ascii="Times New Roman" w:cs="Times New Roman" w:eastAsia="Times New Roman" w:hAnsi="Times New Roman"/>
-          <w:sz w:val="24"/>
-          <w:szCs w:val="24"/>
-        </w:rPr>
-      </w:pPr>
-      <w:r>
-        <w:rPr>
-          <w:rFonts w:ascii="Times New Roman" w:cs="Times New Roman" w:eastAsia="Times New Roman" w:hAnsi="Times New Roman"/>
-          <w:i w:val="1"/>
-          <w:color w:val="ff0000"/>
-          <w:sz w:val="24"/>
-          <w:szCs w:val="24"/>
-          <w:rtl w:val="0"/>
-        </w:rPr>
-        <w:t xml:space="preserve">Священик:</w:t>
-      </w:r>
-      <w:r>
-        <w:rPr>
-          <w:rFonts w:ascii="Times New Roman" w:cs="Times New Roman" w:eastAsia="Times New Roman" w:hAnsi="Times New Roman"/>
-          <w:color w:val="ff0000"/>
-          <w:sz w:val="24"/>
-          <w:szCs w:val="24"/>
-          <w:rtl w:val="0"/>
-        </w:rPr>
-        <w:t xml:space="preserve"> </w:t>
-      </w:r>
-      <w:r>
-        <w:rPr>
-          <w:rFonts w:ascii="Times New Roman" w:cs="Times New Roman" w:eastAsia="Times New Roman" w:hAnsi="Times New Roman"/>
-          <w:sz w:val="24"/>
-          <w:szCs w:val="24"/>
-          <w:rtl w:val="0"/>
-        </w:rPr>
-        <w:t xml:space="preserve">Мир всім!</w:t>
-      </w:r>
-    </w:p>
-    <w:p>
-      <w:pPr>
-        <w:spacing w:after="120" w:lineRule="auto"/>
-        <w:jc w:val="both"/>
-        <w:rPr>
-          <w:rFonts w:ascii="Times New Roman" w:cs="Times New Roman" w:eastAsia="Times New Roman" w:hAnsi="Times New Roman"/>
-          <w:sz w:val="24"/>
-          <w:szCs w:val="24"/>
-        </w:rPr>
-      </w:pPr>
-      <w:r>
-        <w:rPr>
-          <w:rFonts w:ascii="Times New Roman" w:cs="Times New Roman" w:eastAsia="Times New Roman" w:hAnsi="Times New Roman"/>
-          <w:i w:val="1"/>
-          <w:color w:val="ff0000"/>
-          <w:sz w:val="24"/>
-          <w:szCs w:val="24"/>
-          <w:rtl w:val="0"/>
-        </w:rPr>
-        <w:t xml:space="preserve">Вірні:</w:t>
-      </w:r>
-      <w:r>
-        <w:rPr>
-          <w:rFonts w:ascii="Times New Roman" w:cs="Times New Roman" w:eastAsia="Times New Roman" w:hAnsi="Times New Roman"/>
-          <w:sz w:val="24"/>
-          <w:szCs w:val="24"/>
-          <w:rtl w:val="0"/>
-        </w:rPr>
-        <w:t xml:space="preserve"> І духові твоєму.</w:t>
-      </w:r>
-    </w:p>
-    <w:p>
-      <w:pPr>
-        <w:spacing w:after="120" w:lineRule="auto"/>
-        <w:jc w:val="both"/>
-        <w:rPr>
-          <w:rFonts w:ascii="Times New Roman" w:cs="Times New Roman" w:eastAsia="Times New Roman" w:hAnsi="Times New Roman"/>
-          <w:sz w:val="24"/>
-          <w:szCs w:val="24"/>
-        </w:rPr>
-      </w:pPr>
-      <w:r>
-        <w:rPr>
-          <w:rFonts w:ascii="Times New Roman" w:cs="Times New Roman" w:eastAsia="Times New Roman" w:hAnsi="Times New Roman"/>
-          <w:i w:val="1"/>
-          <w:color w:val="ff0000"/>
-          <w:sz w:val="24"/>
-          <w:szCs w:val="24"/>
-          <w:rtl w:val="0"/>
-        </w:rPr>
-        <w:t xml:space="preserve">Священик:</w:t>
-      </w:r>
-      <w:r>
-        <w:rPr>
-          <w:rFonts w:ascii="Times New Roman" w:cs="Times New Roman" w:eastAsia="Times New Roman" w:hAnsi="Times New Roman"/>
-          <w:color w:val="ff0000"/>
-          <w:sz w:val="24"/>
-          <w:szCs w:val="24"/>
-          <w:rtl w:val="0"/>
-        </w:rPr>
-        <w:t xml:space="preserve"> </w:t>
-      </w:r>
-      <w:r>
-        <w:rPr>
-          <w:rFonts w:ascii="Times New Roman" w:cs="Times New Roman" w:eastAsia="Times New Roman" w:hAnsi="Times New Roman"/>
-          <w:sz w:val="24"/>
-          <w:szCs w:val="24"/>
-          <w:rtl w:val="0"/>
-        </w:rPr>
         <w:t xml:space="preserve">Від </w:t>
       </w:r>
       <w:r>
@@ -17664,7 +19883,7 @@
           <w:szCs w:val="24"/>
           <w:rtl w:val="0"/>
         </w:rPr>
-        <w:t xml:space="preserve">Йоана </w:t>
+        <w:t xml:space="preserve">Івана </w:t>
       </w:r>
       <w:r>
         <w:rPr>
@@ -18717,7 +20936,7 @@
           <w:u w:val="single"/>
           <w:rtl w:val="0"/>
         </w:rPr>
-        <w:t xml:space="preserve">[Господи, Боже наш! Ти за покаяння дарував людям відпущення, нам же, як образ пізнання і визнання гріхів, показав покаяння і прощення пророка Давида. Тож, Владико, помилуй з великої милости твоєї нас, що в чимало великих гріхів впали, і по багатстві ласк твоїх очисти беззаконня наші, бо перед тобою згрішили ми, Господи, що невідомі й таємні речі серця людського знаєш, і єдиний ти маєш владу прощати гріхи. Серце ж чисте вчини в нас і Духом владичним утверди нас, і радість спасіння твого яви нам. Не відкинь нас від лиця твого, але дозволь, як Добрий і Чоловіколюбець, аж до останнього нашого віддиху появляти тобі жертву справедливости й приноси на святих твоїх жертовниках]</w:t>
+        <w:t>[Господи, Боже наш! Ти за покаяння дарував людям відпущення, нам же, як образ пізнання і визнання гріхів, показав покаяння і прощення пророка Давида. Тож, Владико, помилуй з великої милости твоєї нас, що в чимало великих гріхів впали, і по багатстві ласк твоїх очисти беззаконня наші, бо перед тобою згрішили ми, Господи, що невідомі й таємні речі серця людського знаєш, і єдиний ти маєш владу прощати гріхи. Серце ж чисте вчини в нас і Духом владичним утверди нас, і радість спасіння твого яви нам. Не відкинь нас від лиця твого, але дозволь, як Добрий і Людинолюбець, аж до останнього нашого віддиху появляти тобі жертву справедливости й приноси на святих твоїх жертовниках]</w:t>
       </w:r>
     </w:p>
     <w:p>
@@ -19054,7 +21273,7 @@
           <w:szCs w:val="24"/>
           <w:rtl w:val="0"/>
         </w:rPr>
-        <w:t xml:space="preserve">Яко істинну Богородицю, всі народи прославляють Тебе, що безсіменно породила; увійшовши бо в Святу Твою утробу, цей Бог наш єство наше прийняв, і від Тебе, – як Бог і чоловік, народився.</w:t>
+        <w:t>Яко істинну Богородицю, всі народи прославляють Тебе, що безсіменно породила; увійшовши бо в Святу Твою утробу, цей Бог наш єство наше прийняв, і від Тебе, – як Бог і людина, народився.</w:t>
       </w:r>
     </w:p>
     <w:p>
@@ -19227,7 +21446,7 @@
           <w:szCs w:val="24"/>
           <w:rtl w:val="0"/>
         </w:rPr>
-        <w:t xml:space="preserve">Проповідь побожності покрила народи так, як вода моря наповняє; Ти бо, Чоловіколюбче, із гробу воскресши, світло Тройці відкрив єси.</w:t>
+        <w:t>Проповідь побожності покрила народи так, як вода моря наповняє; Ти бо, Людинолюбче, із гробу воскресши, світло Тройці відкрив єси.</w:t>
       </w:r>
     </w:p>
     <w:p>
@@ -23051,7 +25270,7 @@
           <w:szCs w:val="24"/>
           <w:rtl w:val="0"/>
         </w:rPr>
-        <w:t xml:space="preserve">У твоїм світлі, Владико Чоловіколюбче, побачимо світло,* бо ти воскрес із мертвих,* даючи людському родові спасіння,* щоб усе творіння славословило тебе, єдиного безгрішного.* Помилуй нас!</w:t>
+        <w:t>У твоїм світлі, Владико Людинолюбче, побачимо світло,* бо ти воскрес із мертвих,* даючи людському родові спасіння,* щоб усе творіння славословило тебе, єдиного безгрішного.* Помилуй нас!</w:t>
       </w:r>
     </w:p>
     <w:p>
@@ -23107,7 +25326,7 @@
           <w:szCs w:val="24"/>
           <w:rtl w:val="0"/>
         </w:rPr>
-        <w:t xml:space="preserve">(г. 4): </w:t>
+        <w:t xml:space="preserve">(г. 4): </w:t>
       </w:r>
       <w:r>
         <w:rPr>
@@ -25387,7 +27606,7 @@
           <w:szCs w:val="24"/>
           <w:rtl w:val="0"/>
         </w:rPr>
-        <w:t xml:space="preserve"> Господи святий, ти на висоті живеш і всевидючим оком твоїм споглядаєш на всяке створіння! Перед тобою схилили ми голови, душі й тіла, і молимося до тебе, Святий святих: Простягни руку твою невидиму від святого житла твого і благослови всіх нас; а якщо ми де в чому згрішили добровільно чи недобровільно, як добрий і чоловіколюбний Бог, прости і даруй нам земні й небесні добра твої:</w:t>
+        <w:t xml:space="preserve"> Господи святий, ти на висоті живеш і всевидючим оком твоїм споглядаєш на всяке створіння! Перед тобою схилили ми голови, душі й тіла, і молимося до тебе, Святий святих: Простягни руку твою невидиму від святого житла твого і благослови всіх нас; а якщо ми де в чому згрішили добровільно чи недобровільно, як добрий і людинолюбний Бог, прости і даруй нам земні й небесні добра твої:</w:t>
       </w:r>
     </w:p>
     <w:p>
